--- a/D_JEPA_Project_Report.docx
+++ b/D_JEPA_Project_Report.docx
@@ -6,23 +6,25 @@
       <w:pPr>
         <w:spacing w:before="600" w:after="120"/>
         <w:jc w:val="center"/>
-      </w:pPr>
-      <w:r>
         <w:rPr>
           <w:b/>
           <w:sz w:val="30"/>
         </w:rPr>
-        <w:t>D-</w:t>
-      </w:r>
-      <w:proofErr w:type="spellStart"/>
+      </w:pPr>
       <w:r>
         <w:rPr>
           <w:b/>
           <w:sz w:val="30"/>
         </w:rPr>
-        <w:t>Jepa</w:t>
-      </w:r>
-      <w:proofErr w:type="spellEnd"/>
+        <w:t>D-</w:t>
+      </w:r>
+      <w:r>
+        <w:rPr>
+          <w:b/>
+          <w:sz w:val="30"/>
+        </w:rPr>
+        <w:t>JEPA</w:t>
+      </w:r>
       <w:r>
         <w:rPr>
           <w:b/>
@@ -253,28 +255,7 @@
           <w:rFonts w:ascii="Arial" w:eastAsia="Arial" w:hAnsi="Arial" w:cs="Arial"/>
           <w:color w:val="000000"/>
         </w:rPr>
-        <w:t xml:space="preserve">1. Team Member Name </w:t>
-      </w:r>
-      <w:r>
-        <w:rPr>
-          <w:rFonts w:ascii="Arial" w:eastAsia="Arial" w:hAnsi="Arial" w:cs="Arial"/>
-          <w:color w:val="000000"/>
-        </w:rPr>
-        <w:t>Krrish Punj</w:t>
-      </w:r>
-      <w:r>
-        <w:rPr>
-          <w:rFonts w:ascii="Arial" w:eastAsia="Arial" w:hAnsi="Arial" w:cs="Arial"/>
-          <w:color w:val="000000"/>
-        </w:rPr>
-        <w:t xml:space="preserve"> Roll No. </w:t>
-      </w:r>
-      <w:r>
-        <w:rPr>
-          <w:rFonts w:ascii="Arial" w:eastAsia="Arial" w:hAnsi="Arial" w:cs="Arial"/>
-          <w:color w:val="000000"/>
-        </w:rPr>
-        <w:t>102303172</w:t>
+        <w:t>1. Team Member Name Krrish Punj Roll No. 102303172</w:t>
       </w:r>
     </w:p>
     <w:p>
@@ -353,14 +334,7 @@
           <w:rFonts w:ascii="Arial" w:eastAsia="Arial" w:hAnsi="Arial" w:cs="Arial"/>
           <w:color w:val="000000"/>
         </w:rPr>
-        <w:t>Dr.</w:t>
-      </w:r>
-      <w:r>
-        <w:rPr>
-          <w:rFonts w:ascii="Arial" w:eastAsia="Arial" w:hAnsi="Arial" w:cs="Arial"/>
-          <w:color w:val="000000"/>
-        </w:rPr>
-        <w:t xml:space="preserve"> Simran Setia</w:t>
+        <w:t>Dr. Simran Setia</w:t>
       </w:r>
     </w:p>
     <w:p>
@@ -476,7 +450,34 @@
         <w:rPr>
           <w:rFonts w:ascii="Times New Roman" w:hAnsi="Times New Roman" w:cs="Times New Roman"/>
         </w:rPr>
-        <w:t xml:space="preserve">Hospitals in multilingual countries face speech recognition systems that fail in three ways at once, none of which have been solved together before. First, when a doctor and patient switch between Hindi and English (code-switching), standard systems confuse who is speaking because language identity leaks into speaker identity. Second, transformer attention piles up on the first token (the BOS sink), wasting memory and causing activation spikes, a phenomenon independently documented in audio-visual speech recognition by Cappellazzo et al. (2510.22603, 2026). Third, language models hallucinate impossible drug-disease combinations, and completely fail when the patient has no electronic health record, the Cold Start problem, completely unaddressed in prior clinical ASR. </w:t>
+        <w:t xml:space="preserve">Hospitals in multilingual countries face speech recognition systems that fail in three ways at once, none of which have been solved together before. First, when a doctor and patient switch between Hindi and English (code-switching), standard systems confuse who is speaking because language identity leaks into speaker identity. Second, transformer attention piles up on the first token (the BOS sink), wasting memory and causing activation spikes, a phenomenon independently documented in audio-visual speech recognition by Cappellazzo et al. (2510.22603, 2026). Third, language models hallucinate impossible drug-disease combinations, and completely fail when the patient has no electronic health record, the Cold </w:t>
+      </w:r>
+    </w:p>
+    <w:p>
+      <w:pPr>
+        <w:spacing w:before="80" w:after="80"/>
+        <w:jc w:val="both"/>
+        <w:rPr>
+          <w:rFonts w:ascii="Times New Roman" w:hAnsi="Times New Roman" w:cs="Times New Roman"/>
+        </w:rPr>
+      </w:pPr>
+      <w:r>
+        <w:rPr>
+          <w:rFonts w:ascii="Times New Roman" w:hAnsi="Times New Roman" w:cs="Times New Roman"/>
+        </w:rPr>
+        <w:t xml:space="preserve">Start problem, </w:t>
+      </w:r>
+      <w:r>
+        <w:rPr>
+          <w:rFonts w:ascii="Times New Roman" w:hAnsi="Times New Roman" w:cs="Times New Roman"/>
+        </w:rPr>
+        <w:t xml:space="preserve">is also something which is </w:t>
+      </w:r>
+      <w:r>
+        <w:rPr>
+          <w:rFonts w:ascii="Times New Roman" w:hAnsi="Times New Roman" w:cs="Times New Roman"/>
+        </w:rPr>
+        <w:t xml:space="preserve">completely unaddressed in prior clinical ASR. </w:t>
       </w:r>
       <w:r>
         <w:rPr>
@@ -602,7 +603,21 @@
         <w:rPr>
           <w:rFonts w:ascii="Times New Roman" w:hAnsi="Times New Roman" w:cs="Times New Roman"/>
         </w:rPr>
-        <w:t xml:space="preserve">United-MedASR (Banerjee et al. 2024, arXiv:2412.00055) achieves 0.985% WER on LibriSpeech by fine-tuning Whisper on 395,000 synthetic English medical sentences with a BART semantic corrector. It is a better English medical transcriber, but it does not address code-switching, diarisation, latent hallucination, or cold-start OOD. Their BART corrector acts on text after tokens are generated. Our SGG gate acts on latent states before any token exists. </w:t>
+        <w:t>United-</w:t>
+      </w:r>
+      <w:proofErr w:type="spellStart"/>
+      <w:r>
+        <w:rPr>
+          <w:rFonts w:ascii="Times New Roman" w:hAnsi="Times New Roman" w:cs="Times New Roman"/>
+        </w:rPr>
+        <w:t>MedASR</w:t>
+      </w:r>
+      <w:proofErr w:type="spellEnd"/>
+      <w:r>
+        <w:rPr>
+          <w:rFonts w:ascii="Times New Roman" w:hAnsi="Times New Roman" w:cs="Times New Roman"/>
+        </w:rPr>
+        <w:t xml:space="preserve"> achieves 0.985% WER on LibriSpeech by fine-tuning Whisper on 395,000 synthetic English medical sentences with a BART semantic corrector. It is a better English medical transcriber, but it does not address code-switching, diarisation, latent hallucination, or cold-start OOD. Their BART corrector acts on text after tokens are generated. Our SGG gate acts on latent states before any token exists. </w:t>
       </w:r>
       <w:r>
         <w:rPr>
@@ -615,7 +630,20 @@
           <w:rFonts w:ascii="Times New Roman" w:hAnsi="Times New Roman" w:cs="Times New Roman"/>
         </w:rPr>
         <w:br/>
-        <w:t xml:space="preserve">MMedFD (Chen et al. 2509.19817v2) benchmarks multi-turn Chinese healthcare ASR with full-duplex handling. It has no code-switching component and no knowledge grounding. </w:t>
+      </w:r>
+      <w:proofErr w:type="spellStart"/>
+      <w:r>
+        <w:rPr>
+          <w:rFonts w:ascii="Times New Roman" w:hAnsi="Times New Roman" w:cs="Times New Roman"/>
+        </w:rPr>
+        <w:t>MMedFD</w:t>
+      </w:r>
+      <w:proofErr w:type="spellEnd"/>
+      <w:r>
+        <w:rPr>
+          <w:rFonts w:ascii="Times New Roman" w:hAnsi="Times New Roman" w:cs="Times New Roman"/>
+        </w:rPr>
+        <w:t xml:space="preserve"> benchmarks multi-turn Chinese healthcare ASR with full-duplex handling. It has no code-switching component and no knowledge grounding. </w:t>
       </w:r>
       <w:r>
         <w:rPr>
@@ -628,7 +656,7 @@
           <w:rFonts w:ascii="Times New Roman" w:hAnsi="Times New Roman" w:cs="Times New Roman"/>
         </w:rPr>
         <w:br/>
-        <w:t xml:space="preserve">LAOS (Xu et al. npj Digital Medicine 2025) uses voice + RAG + LoRA for clinical documentation, achieving 83.2% accuracy with 84.1% CSAT. It has no latent-space grounding and is single-language (Mandarin ophthalmology). </w:t>
+        <w:t xml:space="preserve">LAOS uses voice + RAG + LoRA for clinical documentation, achieving 83.2% accuracy with 84.1% CSAT. It has no latent-space grounding and is single-language (Mandarin ophthalmology). </w:t>
       </w:r>
       <w:r>
         <w:rPr>
@@ -641,7 +669,7 @@
           <w:rFonts w:ascii="Times New Roman" w:hAnsi="Times New Roman" w:cs="Times New Roman"/>
         </w:rPr>
         <w:br/>
-        <w:t xml:space="preserve">Cappellazzo et al. (2510.22603v3, ICASSP 2026) propose a cosine decorrelation loss for Llama-AVSR in monolingual audio-visual settings. Our L_decorr is the same formula, but applied to multi-speaker Hinglish code-switching, a harder setting where BOS sinks also compete with language-switch boundary tokens. This is an application novelty (same tool, different, and harder, problem). </w:t>
+        <w:t xml:space="preserve">Cappellazzo et al. propose a cosine decorrelation loss for Llama-AVSR in monolingual audio-visual settings. Our L_decorr is the same formula, but applied to multi-speaker Hinglish code-switching, a harder setting where BOS sinks also compete with language-switch boundary tokens. This is an application novelty (same tool, different, and harder, problem). </w:t>
       </w:r>
       <w:r>
         <w:rPr>
@@ -667,7 +695,20 @@
           <w:rFonts w:ascii="Times New Roman" w:hAnsi="Times New Roman" w:cs="Times New Roman"/>
         </w:rPr>
         <w:br/>
-        <w:t>DualSpeechLM (AAAI 2026) and SVLA (Deakin 2025) address speech-LLM unification but not clinical code-switching or hallucination grounding.</w:t>
+      </w:r>
+      <w:proofErr w:type="spellStart"/>
+      <w:r>
+        <w:rPr>
+          <w:rFonts w:ascii="Times New Roman" w:hAnsi="Times New Roman" w:cs="Times New Roman"/>
+        </w:rPr>
+        <w:t>DualSpeechLM</w:t>
+      </w:r>
+      <w:proofErr w:type="spellEnd"/>
+      <w:r>
+        <w:rPr>
+          <w:rFonts w:ascii="Times New Roman" w:hAnsi="Times New Roman" w:cs="Times New Roman"/>
+        </w:rPr>
+        <w:t xml:space="preserve"> and SVLA address speech-LLM unification but not clinical code-switching or hallucination grounding.</w:t>
       </w:r>
     </w:p>
     <w:p>
@@ -2360,7 +2401,55 @@
         <w:rPr>
           <w:rFonts w:ascii="Times New Roman" w:hAnsi="Times New Roman" w:cs="Times New Roman"/>
         </w:rPr>
-        <w:t>The TRAIN set (12,000 samples) combines iitb (Wikipedia/news domain) and opus-100 (parliament/books/legal domain) to improve domain diversity. The HELD-OUT TEST set (1,000 samples) comes exclusively from the opus-100 TEST split, a completely different corpus section from training, ensuring no data leakage. Each sample: (B, T, 80) acoustic features derived from text statistics + per-frame speaker labels (3 speakers) + language labels (Hi/En) + surrogate ASR tokens.</w:t>
+        <w:t xml:space="preserve">The </w:t>
+      </w:r>
+      <w:r>
+        <w:rPr>
+          <w:rFonts w:ascii="Times New Roman" w:hAnsi="Times New Roman" w:cs="Times New Roman"/>
+        </w:rPr>
+        <w:t>train</w:t>
+      </w:r>
+      <w:r>
+        <w:rPr>
+          <w:rFonts w:ascii="Times New Roman" w:hAnsi="Times New Roman" w:cs="Times New Roman"/>
+        </w:rPr>
+        <w:t xml:space="preserve"> set (12,000 samples) combines iitb (Wikipedia/news domain) and opus-100 (parliament/books/legal domain) to improve domain diversity. The </w:t>
+      </w:r>
+      <w:r>
+        <w:rPr>
+          <w:rFonts w:ascii="Times New Roman" w:hAnsi="Times New Roman" w:cs="Times New Roman"/>
+        </w:rPr>
+        <w:t>held-out</w:t>
+      </w:r>
+      <w:r>
+        <w:rPr>
+          <w:rFonts w:ascii="Times New Roman" w:hAnsi="Times New Roman" w:cs="Times New Roman"/>
+        </w:rPr>
+        <w:t xml:space="preserve"> </w:t>
+      </w:r>
+      <w:r>
+        <w:rPr>
+          <w:rFonts w:ascii="Times New Roman" w:hAnsi="Times New Roman" w:cs="Times New Roman"/>
+        </w:rPr>
+        <w:t>test</w:t>
+      </w:r>
+      <w:r>
+        <w:rPr>
+          <w:rFonts w:ascii="Times New Roman" w:hAnsi="Times New Roman" w:cs="Times New Roman"/>
+        </w:rPr>
+        <w:t xml:space="preserve"> set (1,000 samples) comes exclusively from the opus-100 </w:t>
+      </w:r>
+      <w:r>
+        <w:rPr>
+          <w:rFonts w:ascii="Times New Roman" w:hAnsi="Times New Roman" w:cs="Times New Roman"/>
+        </w:rPr>
+        <w:t>test</w:t>
+      </w:r>
+      <w:r>
+        <w:rPr>
+          <w:rFonts w:ascii="Times New Roman" w:hAnsi="Times New Roman" w:cs="Times New Roman"/>
+        </w:rPr>
+        <w:t xml:space="preserve"> split, a completely different corpus section from training, ensuring no data leakage. Each sample: (B, T, 80) acoustic features derived from text statistics + per-frame speaker labels (3 speakers) + language labels (Hi/En) + surrogate ASR tokens.</w:t>
       </w:r>
     </w:p>
     <w:p>
@@ -2369,19 +2458,505 @@
         <w:jc w:val="both"/>
         <w:rPr>
           <w:rFonts w:ascii="Times New Roman" w:hAnsi="Times New Roman" w:cs="Times New Roman"/>
-        </w:rPr>
-      </w:pPr>
-      <w:r>
-        <w:rPr>
-          <w:rFonts w:ascii="Times New Roman" w:hAnsi="Times New Roman" w:cs="Times New Roman"/>
           <w:b/>
           <w:color w:val="1F497D"/>
         </w:rPr>
-        <w:t>3.2 Architecture (Four Modules)</w:t>
+      </w:pPr>
+      <w:r>
+        <w:rPr>
+          <w:rFonts w:ascii="Times New Roman" w:hAnsi="Times New Roman" w:cs="Times New Roman"/>
+          <w:b/>
+          <w:color w:val="1F497D"/>
+        </w:rPr>
+        <w:t>3.2 Architecture</w:t>
       </w:r>
     </w:p>
     <w:p>
       <w:pPr>
+        <w:pStyle w:val="NormalWeb"/>
+        <w:spacing w:beforeLines="80" w:before="192" w:beforeAutospacing="0" w:afterLines="80" w:after="192" w:afterAutospacing="0" w:line="276" w:lineRule="auto"/>
+        <w:rPr>
+          <w:sz w:val="22"/>
+          <w:szCs w:val="22"/>
+        </w:rPr>
+      </w:pPr>
+      <w:r>
+        <w:rPr>
+          <w:sz w:val="22"/>
+          <w:szCs w:val="22"/>
+        </w:rPr>
+        <w:t>The architecture consists of 4 individual modules each having their own purpose:</w:t>
+      </w:r>
+    </w:p>
+    <w:p>
+      <w:pPr>
+        <w:pStyle w:val="Heading3"/>
+        <w:spacing w:beforeLines="80" w:before="192" w:afterLines="80" w:after="192"/>
+        <w:rPr>
+          <w:rFonts w:ascii="Times New Roman" w:hAnsi="Times New Roman" w:cs="Times New Roman"/>
+          <w:b w:val="0"/>
+          <w:bCs w:val="0"/>
+        </w:rPr>
+      </w:pPr>
+      <w:r>
+        <w:rPr>
+          <w:rFonts w:ascii="Times New Roman" w:hAnsi="Times New Roman" w:cs="Times New Roman"/>
+          <w:b w:val="0"/>
+          <w:bCs w:val="0"/>
+        </w:rPr>
+        <w:t>Module 1: Shared Encoder + Language Separation</w:t>
+      </w:r>
+    </w:p>
+    <w:p>
+      <w:pPr>
+        <w:pStyle w:val="NormalWeb"/>
+        <w:spacing w:beforeLines="80" w:before="192" w:beforeAutospacing="0" w:afterLines="80" w:after="192" w:afterAutospacing="0" w:line="276" w:lineRule="auto"/>
+        <w:rPr>
+          <w:sz w:val="22"/>
+          <w:szCs w:val="22"/>
+        </w:rPr>
+      </w:pPr>
+      <w:r>
+        <w:rPr>
+          <w:sz w:val="22"/>
+          <w:szCs w:val="22"/>
+        </w:rPr>
+        <w:t>This module separates speaker-specific and language-specific information from speech embeddings.</w:t>
+      </w:r>
+      <w:r>
+        <w:rPr>
+          <w:sz w:val="22"/>
+          <w:szCs w:val="22"/>
+        </w:rPr>
+        <w:br/>
+        <w:t>An adversarial predictor removes language leakage from speaker representations, improving multilingual and code-switched speech robustness.</w:t>
+      </w:r>
+      <w:r>
+        <w:rPr>
+          <w:sz w:val="22"/>
+          <w:szCs w:val="22"/>
+        </w:rPr>
+        <w:t xml:space="preserve"> It is present so that we achieve</w:t>
+      </w:r>
+    </w:p>
+    <w:p>
+      <w:pPr>
+        <w:pStyle w:val="NormalWeb"/>
+        <w:numPr>
+          <w:ilvl w:val="0"/>
+          <w:numId w:val="11"/>
+        </w:numPr>
+        <w:spacing w:beforeLines="80" w:before="192" w:beforeAutospacing="0" w:afterLines="80" w:after="192" w:afterAutospacing="0" w:line="276" w:lineRule="auto"/>
+        <w:rPr>
+          <w:sz w:val="22"/>
+          <w:szCs w:val="22"/>
+        </w:rPr>
+      </w:pPr>
+      <w:r>
+        <w:rPr>
+          <w:sz w:val="22"/>
+          <w:szCs w:val="22"/>
+        </w:rPr>
+        <w:t>Language-invariant speaker representation.</w:t>
+      </w:r>
+    </w:p>
+    <w:p>
+      <w:pPr>
+        <w:pStyle w:val="NormalWeb"/>
+        <w:numPr>
+          <w:ilvl w:val="0"/>
+          <w:numId w:val="11"/>
+        </w:numPr>
+        <w:spacing w:beforeLines="80" w:before="192" w:beforeAutospacing="0" w:afterLines="80" w:after="192" w:afterAutospacing="0" w:line="276" w:lineRule="auto"/>
+        <w:rPr>
+          <w:sz w:val="22"/>
+          <w:szCs w:val="22"/>
+        </w:rPr>
+      </w:pPr>
+      <w:r>
+        <w:rPr>
+          <w:sz w:val="22"/>
+          <w:szCs w:val="22"/>
+        </w:rPr>
+        <w:t xml:space="preserve">Better multilingual </w:t>
+      </w:r>
+      <w:proofErr w:type="spellStart"/>
+      <w:r>
+        <w:rPr>
+          <w:sz w:val="22"/>
+          <w:szCs w:val="22"/>
+        </w:rPr>
+        <w:t>diarization</w:t>
+      </w:r>
+      <w:proofErr w:type="spellEnd"/>
+      <w:r>
+        <w:rPr>
+          <w:sz w:val="22"/>
+          <w:szCs w:val="22"/>
+        </w:rPr>
+        <w:t xml:space="preserve"> and tracking.</w:t>
+      </w:r>
+    </w:p>
+    <w:p>
+      <w:pPr>
+        <w:pStyle w:val="Heading3"/>
+        <w:spacing w:beforeLines="80" w:before="192" w:afterLines="80" w:after="192"/>
+        <w:rPr>
+          <w:rFonts w:ascii="Times New Roman" w:hAnsi="Times New Roman" w:cs="Times New Roman"/>
+        </w:rPr>
+      </w:pPr>
+      <w:r>
+        <w:rPr>
+          <w:rFonts w:ascii="Times New Roman" w:hAnsi="Times New Roman" w:cs="Times New Roman"/>
+        </w:rPr>
+        <w:t>Module 2: Cosine Decorrelation Attention</w:t>
+      </w:r>
+    </w:p>
+    <w:p>
+      <w:pPr>
+        <w:pStyle w:val="NormalWeb"/>
+        <w:spacing w:beforeLines="80" w:before="192" w:beforeAutospacing="0" w:afterLines="80" w:after="192" w:afterAutospacing="0" w:line="276" w:lineRule="auto"/>
+        <w:rPr>
+          <w:sz w:val="22"/>
+          <w:szCs w:val="22"/>
+        </w:rPr>
+      </w:pPr>
+      <w:r>
+        <w:rPr>
+          <w:sz w:val="22"/>
+          <w:szCs w:val="22"/>
+        </w:rPr>
+        <w:t>This module reduces representation collapse and token sink formation in transformer attention.</w:t>
+      </w:r>
+      <w:r>
+        <w:rPr>
+          <w:sz w:val="22"/>
+          <w:szCs w:val="22"/>
+        </w:rPr>
+        <w:br/>
+        <w:t>It penalizes highly similar token embeddings to encourage more distributed attention behavior.</w:t>
+      </w:r>
+      <w:r>
+        <w:rPr>
+          <w:sz w:val="22"/>
+          <w:szCs w:val="22"/>
+        </w:rPr>
+        <w:t xml:space="preserve"> For:</w:t>
+      </w:r>
+    </w:p>
+    <w:p>
+      <w:pPr>
+        <w:pStyle w:val="NormalWeb"/>
+        <w:numPr>
+          <w:ilvl w:val="0"/>
+          <w:numId w:val="12"/>
+        </w:numPr>
+        <w:spacing w:beforeLines="80" w:before="192" w:beforeAutospacing="0" w:afterLines="80" w:after="192" w:afterAutospacing="0" w:line="276" w:lineRule="auto"/>
+        <w:rPr>
+          <w:sz w:val="22"/>
+          <w:szCs w:val="22"/>
+        </w:rPr>
+      </w:pPr>
+      <w:r>
+        <w:rPr>
+          <w:sz w:val="22"/>
+          <w:szCs w:val="22"/>
+        </w:rPr>
+        <w:t>Stable transformer training.</w:t>
+      </w:r>
+    </w:p>
+    <w:p>
+      <w:pPr>
+        <w:pStyle w:val="NormalWeb"/>
+        <w:numPr>
+          <w:ilvl w:val="0"/>
+          <w:numId w:val="12"/>
+        </w:numPr>
+        <w:spacing w:beforeLines="80" w:before="192" w:beforeAutospacing="0" w:afterLines="80" w:after="192" w:afterAutospacing="0" w:line="276" w:lineRule="auto"/>
+        <w:rPr>
+          <w:sz w:val="22"/>
+          <w:szCs w:val="22"/>
+        </w:rPr>
+      </w:pPr>
+      <w:r>
+        <w:rPr>
+          <w:sz w:val="22"/>
+          <w:szCs w:val="22"/>
+        </w:rPr>
+        <w:t>Better attention diversity.</w:t>
+      </w:r>
+    </w:p>
+    <w:p>
+      <w:pPr>
+        <w:pStyle w:val="NormalWeb"/>
+        <w:numPr>
+          <w:ilvl w:val="0"/>
+          <w:numId w:val="12"/>
+        </w:numPr>
+        <w:spacing w:beforeLines="80" w:before="192" w:beforeAutospacing="0" w:afterLines="80" w:after="192" w:afterAutospacing="0" w:line="276" w:lineRule="auto"/>
+        <w:rPr>
+          <w:sz w:val="22"/>
+          <w:szCs w:val="22"/>
+        </w:rPr>
+      </w:pPr>
+      <w:r>
+        <w:rPr>
+          <w:sz w:val="22"/>
+          <w:szCs w:val="22"/>
+        </w:rPr>
+        <w:t>Reduced activation concentration.</w:t>
+      </w:r>
+    </w:p>
+    <w:p>
+      <w:pPr>
+        <w:pStyle w:val="Heading3"/>
+        <w:spacing w:beforeLines="80" w:before="192" w:afterLines="80" w:after="192"/>
+        <w:rPr>
+          <w:rFonts w:ascii="Times New Roman" w:hAnsi="Times New Roman" w:cs="Times New Roman"/>
+        </w:rPr>
+      </w:pPr>
+      <w:r>
+        <w:rPr>
+          <w:rFonts w:ascii="Times New Roman" w:hAnsi="Times New Roman" w:cs="Times New Roman"/>
+        </w:rPr>
+        <w:t>Module 3: CM-JEPA Latent World Model</w:t>
+      </w:r>
+    </w:p>
+    <w:p>
+      <w:pPr>
+        <w:pStyle w:val="NormalWeb"/>
+        <w:spacing w:beforeLines="80" w:before="192" w:beforeAutospacing="0" w:afterLines="80" w:after="192" w:afterAutospacing="0" w:line="276" w:lineRule="auto"/>
+        <w:rPr>
+          <w:sz w:val="22"/>
+          <w:szCs w:val="22"/>
+        </w:rPr>
+      </w:pPr>
+      <w:r>
+        <w:rPr>
+          <w:sz w:val="22"/>
+          <w:szCs w:val="22"/>
+        </w:rPr>
+        <w:t>This module performs predictive latent representation learning instead of direct reconstruction.</w:t>
+      </w:r>
+      <w:r>
+        <w:rPr>
+          <w:sz w:val="22"/>
+          <w:szCs w:val="22"/>
+        </w:rPr>
+        <w:br/>
+        <w:t>A GRU-based transition model predicts future latent embeddings using a BYOL-style self-supervised objective.</w:t>
+      </w:r>
+      <w:r>
+        <w:rPr>
+          <w:sz w:val="22"/>
+          <w:szCs w:val="22"/>
+        </w:rPr>
+        <w:t xml:space="preserve"> </w:t>
+      </w:r>
+      <w:proofErr w:type="spellStart"/>
+      <w:r>
+        <w:rPr>
+          <w:sz w:val="22"/>
+          <w:szCs w:val="22"/>
+        </w:rPr>
+        <w:t>It’s</w:t>
+      </w:r>
+      <w:proofErr w:type="spellEnd"/>
+      <w:r>
+        <w:rPr>
+          <w:sz w:val="22"/>
+          <w:szCs w:val="22"/>
+        </w:rPr>
+        <w:t xml:space="preserve"> purpose:</w:t>
+      </w:r>
+    </w:p>
+    <w:p>
+      <w:pPr>
+        <w:pStyle w:val="NormalWeb"/>
+        <w:numPr>
+          <w:ilvl w:val="0"/>
+          <w:numId w:val="13"/>
+        </w:numPr>
+        <w:spacing w:beforeLines="80" w:before="192" w:beforeAutospacing="0" w:afterLines="80" w:after="192" w:afterAutospacing="0" w:line="276" w:lineRule="auto"/>
+        <w:rPr>
+          <w:sz w:val="22"/>
+          <w:szCs w:val="22"/>
+        </w:rPr>
+      </w:pPr>
+      <w:r>
+        <w:rPr>
+          <w:sz w:val="22"/>
+          <w:szCs w:val="22"/>
+        </w:rPr>
+        <w:t>Learn semantic temporal structure.</w:t>
+      </w:r>
+    </w:p>
+    <w:p>
+      <w:pPr>
+        <w:pStyle w:val="NormalWeb"/>
+        <w:numPr>
+          <w:ilvl w:val="0"/>
+          <w:numId w:val="13"/>
+        </w:numPr>
+        <w:spacing w:beforeLines="80" w:before="192" w:beforeAutospacing="0" w:afterLines="80" w:after="192" w:afterAutospacing="0" w:line="276" w:lineRule="auto"/>
+        <w:rPr>
+          <w:sz w:val="22"/>
+          <w:szCs w:val="22"/>
+        </w:rPr>
+      </w:pPr>
+      <w:r>
+        <w:rPr>
+          <w:sz w:val="22"/>
+          <w:szCs w:val="22"/>
+        </w:rPr>
+        <w:t>Improve representation quality.</w:t>
+      </w:r>
+    </w:p>
+    <w:p>
+      <w:pPr>
+        <w:pStyle w:val="NormalWeb"/>
+        <w:numPr>
+          <w:ilvl w:val="0"/>
+          <w:numId w:val="13"/>
+        </w:numPr>
+        <w:spacing w:beforeLines="80" w:before="192" w:beforeAutospacing="0" w:afterLines="80" w:after="192" w:afterAutospacing="0" w:line="276" w:lineRule="auto"/>
+        <w:rPr>
+          <w:sz w:val="22"/>
+          <w:szCs w:val="22"/>
+        </w:rPr>
+      </w:pPr>
+      <w:r>
+        <w:rPr>
+          <w:sz w:val="22"/>
+          <w:szCs w:val="22"/>
+        </w:rPr>
+        <w:lastRenderedPageBreak/>
+        <w:t>Better downstream generalization.</w:t>
+      </w:r>
+    </w:p>
+    <w:p>
+      <w:pPr>
+        <w:pStyle w:val="Heading3"/>
+        <w:spacing w:beforeLines="80" w:before="192" w:afterLines="80" w:after="192"/>
+      </w:pPr>
+      <w:r>
+        <w:t>Module 4: SGG Gate + Three-Tier OOD Fallback</w:t>
+      </w:r>
+    </w:p>
+    <w:p>
+      <w:pPr>
+        <w:pStyle w:val="NormalWeb"/>
+        <w:spacing w:beforeLines="80" w:before="192" w:beforeAutospacing="0" w:afterLines="80" w:after="192" w:afterAutospacing="0" w:line="276" w:lineRule="auto"/>
+        <w:rPr>
+          <w:sz w:val="22"/>
+          <w:szCs w:val="22"/>
+        </w:rPr>
+      </w:pPr>
+      <w:r>
+        <w:rPr>
+          <w:sz w:val="22"/>
+          <w:szCs w:val="22"/>
+        </w:rPr>
+        <w:t>This module performs out-of-distribution (OOD) detection using memory-based latent similarity checks.</w:t>
+      </w:r>
+      <w:r>
+        <w:rPr>
+          <w:sz w:val="22"/>
+          <w:szCs w:val="22"/>
+        </w:rPr>
+        <w:br/>
+        <w:t>Predictions deviating from healthy reference distributions are rejected through a multi-stage gating system.</w:t>
+      </w:r>
+      <w:r>
+        <w:rPr>
+          <w:sz w:val="22"/>
+          <w:szCs w:val="22"/>
+        </w:rPr>
+        <w:t xml:space="preserve"> We added it to:</w:t>
+      </w:r>
+    </w:p>
+    <w:p>
+      <w:pPr>
+        <w:pStyle w:val="NormalWeb"/>
+        <w:numPr>
+          <w:ilvl w:val="0"/>
+          <w:numId w:val="14"/>
+        </w:numPr>
+        <w:spacing w:beforeLines="80" w:before="192" w:beforeAutospacing="0" w:afterLines="80" w:after="192" w:afterAutospacing="0" w:line="276" w:lineRule="auto"/>
+        <w:rPr>
+          <w:sz w:val="22"/>
+          <w:szCs w:val="22"/>
+        </w:rPr>
+      </w:pPr>
+      <w:r>
+        <w:rPr>
+          <w:sz w:val="22"/>
+          <w:szCs w:val="22"/>
+        </w:rPr>
+        <w:t>Detect abnormal patterns.</w:t>
+      </w:r>
+    </w:p>
+    <w:p>
+      <w:pPr>
+        <w:pStyle w:val="NormalWeb"/>
+        <w:numPr>
+          <w:ilvl w:val="0"/>
+          <w:numId w:val="14"/>
+        </w:numPr>
+        <w:spacing w:beforeLines="80" w:before="192" w:beforeAutospacing="0" w:afterLines="80" w:after="192" w:afterAutospacing="0" w:line="276" w:lineRule="auto"/>
+        <w:rPr>
+          <w:sz w:val="22"/>
+          <w:szCs w:val="22"/>
+        </w:rPr>
+      </w:pPr>
+      <w:r>
+        <w:rPr>
+          <w:sz w:val="22"/>
+          <w:szCs w:val="22"/>
+        </w:rPr>
+        <w:t>Improve deployment reliability.</w:t>
+      </w:r>
+    </w:p>
+    <w:p>
+      <w:pPr>
+        <w:pStyle w:val="NormalWeb"/>
+        <w:numPr>
+          <w:ilvl w:val="0"/>
+          <w:numId w:val="14"/>
+        </w:numPr>
+        <w:spacing w:beforeLines="80" w:before="192" w:beforeAutospacing="0" w:afterLines="80" w:after="192" w:afterAutospacing="0" w:line="276" w:lineRule="auto"/>
+        <w:rPr>
+          <w:sz w:val="22"/>
+          <w:szCs w:val="22"/>
+        </w:rPr>
+      </w:pPr>
+      <w:r>
+        <w:rPr>
+          <w:sz w:val="22"/>
+          <w:szCs w:val="22"/>
+        </w:rPr>
+        <w:t>Maintain stable prediction behavior.</w:t>
+      </w:r>
+    </w:p>
+    <w:p>
+      <w:pPr>
+        <w:spacing w:before="120" w:after="40"/>
+        <w:jc w:val="both"/>
+        <w:rPr>
+          <w:rFonts w:ascii="Times New Roman" w:hAnsi="Times New Roman" w:cs="Times New Roman"/>
+        </w:rPr>
+      </w:pPr>
+      <w:r>
+        <w:rPr>
+          <w:rFonts w:ascii="Times New Roman" w:hAnsi="Times New Roman" w:cs="Times New Roman"/>
+          <w:b/>
+          <w:color w:val="1F497D"/>
+        </w:rPr>
+        <w:t>3.3 Training Protocol</w:t>
+      </w:r>
+    </w:p>
+    <w:p>
+      <w:pPr>
         <w:spacing w:before="80" w:after="80"/>
         <w:jc w:val="both"/>
         <w:rPr>
@@ -2391,13 +2966,43 @@
       <w:r>
         <w:rPr>
           <w:rFonts w:ascii="Times New Roman" w:hAnsi="Times New Roman" w:cs="Times New Roman"/>
-          <w:b/>
-        </w:rPr>
-        <w:t>Module 1, Mutual Information Bottleneck</w:t>
+        </w:rPr>
+        <w:t>Two-phase continual learning. Phase 1 (10 epochs): L_total = L_ASR + 0.05 x L_decorr + 0.1 x L_JEPA + 0.01 x L_MI. Fisher Information Matrix computed at end of Phase 1 on 256 samples. Phase 2 (10 epochs): adds L_EWC = (400/2) x sum F_i x (theta_i − theta*_</w:t>
+      </w:r>
+      <w:proofErr w:type="gramStart"/>
+      <w:r>
+        <w:rPr>
+          <w:rFonts w:ascii="Times New Roman" w:hAnsi="Times New Roman" w:cs="Times New Roman"/>
+        </w:rPr>
+        <w:t>i)^</w:t>
+      </w:r>
+      <w:proofErr w:type="gramEnd"/>
+      <w:r>
+        <w:rPr>
+          <w:rFonts w:ascii="Times New Roman" w:hAnsi="Times New Roman" w:cs="Times New Roman"/>
+        </w:rPr>
+        <w:t>2. Phase 1 and Phase 2 best-val checkpoints are tracked INDEPENDENTLY, Phase 2 starts with its own best_val=infinity to avoid Phase 1 overfitting tainting Phase 2 eval. Optimiser: AdamW (lr=3e-4, wd=1e-4). Cosine scheduler. Gradient clip at norm=1.0. Device: Apple MPS (equivalent to CUDA path available via DJEPA_DEVICE=cuda).</w:t>
       </w:r>
     </w:p>
     <w:p>
       <w:pPr>
+        <w:spacing w:before="120" w:after="40"/>
+        <w:jc w:val="both"/>
+        <w:rPr>
+          <w:rFonts w:ascii="Times New Roman" w:hAnsi="Times New Roman" w:cs="Times New Roman"/>
+        </w:rPr>
+      </w:pPr>
+      <w:r>
+        <w:rPr>
+          <w:rFonts w:ascii="Times New Roman" w:hAnsi="Times New Roman" w:cs="Times New Roman"/>
+          <w:b/>
+          <w:color w:val="1F497D"/>
+        </w:rPr>
+        <w:t>3.4 Baseline Fine-Tuning (LoRA)</w:t>
+      </w:r>
+    </w:p>
+    <w:p>
+      <w:pPr>
         <w:spacing w:before="80" w:after="80"/>
         <w:jc w:val="both"/>
         <w:rPr>
@@ -2408,310 +3013,57 @@
         <w:rPr>
           <w:rFonts w:ascii="Times New Roman" w:hAnsi="Times New Roman" w:cs="Times New Roman"/>
         </w:rPr>
-        <w:t xml:space="preserve">A shared encoder splits acoustic input into z_speaker and z_language. An adversarial predictor is trained to predict z_language from z_speaker; high prediction </w:t>
+        <w:t xml:space="preserve">To produce apples-to-apples comparisons on the same data, baselines are fine-tuned with LoRA (Hu et al. 2021), the same strategy used by Cappellazzo et al., Saengthong et al., and LAOS. Whisper-tiny + LoRA (r=8) adds 147,456 trainable params (0.39% of 37M). Run via: uv run python -m </w:t>
       </w:r>
       <w:proofErr w:type="gramStart"/>
       <w:r>
         <w:rPr>
           <w:rFonts w:ascii="Times New Roman" w:hAnsi="Times New Roman" w:cs="Times New Roman"/>
         </w:rPr>
-        <w:t>accuracy  to</w:t>
+        <w:t>baselines.train</w:t>
       </w:r>
       <w:proofErr w:type="gramEnd"/>
       <w:r>
         <w:rPr>
           <w:rFonts w:ascii="Times New Roman" w:hAnsi="Times New Roman" w:cs="Times New Roman"/>
         </w:rPr>
-        <w:t xml:space="preserve">  high </w:t>
-      </w:r>
-      <w:proofErr w:type="gramStart"/>
-      <w:r>
-        <w:rPr>
-          <w:rFonts w:ascii="Times New Roman" w:hAnsi="Times New Roman" w:cs="Times New Roman"/>
-        </w:rPr>
-        <w:t>MI  to</w:t>
-      </w:r>
-      <w:proofErr w:type="gramEnd"/>
-      <w:r>
-        <w:rPr>
-          <w:rFonts w:ascii="Times New Roman" w:hAnsi="Times New Roman" w:cs="Times New Roman"/>
-        </w:rPr>
-        <w:t xml:space="preserve">  model penalised. This is the FIRST application of MI disentanglement to code-switched diarisation. L_MI = ||pred(z_speaker) - sg(z_</w:t>
-      </w:r>
-      <w:proofErr w:type="gramStart"/>
-      <w:r>
-        <w:rPr>
-          <w:rFonts w:ascii="Times New Roman" w:hAnsi="Times New Roman" w:cs="Times New Roman"/>
-        </w:rPr>
-        <w:t>language)|</w:t>
-      </w:r>
-      <w:proofErr w:type="gramEnd"/>
-      <w:r>
-        <w:rPr>
-          <w:rFonts w:ascii="Times New Roman" w:hAnsi="Times New Roman" w:cs="Times New Roman"/>
-        </w:rPr>
-        <w:t>|^2. After training, z_speaker is invariant to language switches.</w:t>
+        <w:t xml:space="preserve">_whisper_lora. Baselines that are too large to run locally (SeamlessM4T-v2, Unified Diariz+ASR LLM) are marked [simulated] with published zero-shot numbers + calibrated </w:t>
+      </w:r>
+      <w:proofErr w:type="spellStart"/>
+      <w:r>
+        <w:rPr>
+          <w:rFonts w:ascii="Times New Roman" w:hAnsi="Times New Roman" w:cs="Times New Roman"/>
+        </w:rPr>
+        <w:t>LoR</w:t>
+      </w:r>
+      <w:r>
+        <w:rPr>
+          <w:rFonts w:ascii="Times New Roman" w:hAnsi="Times New Roman" w:cs="Times New Roman"/>
+        </w:rPr>
+        <w:t>A</w:t>
+      </w:r>
+      <w:proofErr w:type="spellEnd"/>
+      <w:r>
+        <w:rPr>
+          <w:rFonts w:ascii="Times New Roman" w:hAnsi="Times New Roman" w:cs="Times New Roman"/>
+        </w:rPr>
+        <w:t xml:space="preserve"> </w:t>
+      </w:r>
+      <w:r>
+        <w:rPr>
+          <w:rFonts w:ascii="Times New Roman" w:hAnsi="Times New Roman" w:cs="Times New Roman"/>
+        </w:rPr>
+        <w:t>improvement from PEFT literature.</w:t>
       </w:r>
     </w:p>
     <w:p>
       <w:pPr>
         <w:spacing w:before="80" w:after="80"/>
-        <w:jc w:val="both"/>
-        <w:rPr>
-          <w:rFonts w:ascii="Times New Roman" w:hAnsi="Times New Roman" w:cs="Times New Roman"/>
-        </w:rPr>
-      </w:pPr>
-      <w:r>
-        <w:rPr>
-          <w:rFonts w:ascii="Times New Roman" w:hAnsi="Times New Roman" w:cs="Times New Roman"/>
-          <w:b/>
-        </w:rPr>
-        <w:t>Module 2, Cosine Decorrelation Attention</w:t>
-      </w:r>
-    </w:p>
-    <w:p>
-      <w:pPr>
-        <w:spacing w:before="80" w:after="80"/>
-        <w:jc w:val="both"/>
-        <w:rPr>
-          <w:rFonts w:ascii="Times New Roman" w:hAnsi="Times New Roman" w:cs="Times New Roman"/>
-        </w:rPr>
-      </w:pPr>
-      <w:r>
-        <w:rPr>
-          <w:rFonts w:ascii="Times New Roman" w:hAnsi="Times New Roman" w:cs="Times New Roman"/>
-        </w:rPr>
-        <w:t>L_decorr = (1/LT) sum_l sum_t cos_sim(H_l[t], H_</w:t>
-      </w:r>
-      <w:proofErr w:type="gramStart"/>
-      <w:r>
-        <w:rPr>
-          <w:rFonts w:ascii="Times New Roman" w:hAnsi="Times New Roman" w:cs="Times New Roman"/>
-        </w:rPr>
-        <w:t>l[</w:t>
-      </w:r>
-      <w:proofErr w:type="gramEnd"/>
-      <w:r>
-        <w:rPr>
-          <w:rFonts w:ascii="Times New Roman" w:hAnsi="Times New Roman" w:cs="Times New Roman"/>
-        </w:rPr>
-        <w:t>0</w:t>
-      </w:r>
-      <w:proofErr w:type="gramStart"/>
-      <w:r>
-        <w:rPr>
-          <w:rFonts w:ascii="Times New Roman" w:hAnsi="Times New Roman" w:cs="Times New Roman"/>
-        </w:rPr>
-        <w:t>])^</w:t>
-      </w:r>
-      <w:proofErr w:type="gramEnd"/>
-      <w:r>
-        <w:rPr>
-          <w:rFonts w:ascii="Times New Roman" w:hAnsi="Times New Roman" w:cs="Times New Roman"/>
-        </w:rPr>
-        <w:t>2 (Cappellazzo et al. 2026, adapted). The formula is the same as in 2510.22603v3. Our contribution: FIRST application to multi-speaker Hinglish where BOS sinks compete with language-switch boundary tokens, a harder and clinically-relevant setting not studied in the Llama-AVSR paper. Empirically, L_decorr stabilises at ~0.17 in both Phase 1 and Phase 2.</w:t>
-      </w:r>
-    </w:p>
-    <w:p>
-      <w:pPr>
-        <w:spacing w:before="80" w:after="80"/>
-        <w:jc w:val="both"/>
-        <w:rPr>
-          <w:rFonts w:ascii="Times New Roman" w:hAnsi="Times New Roman" w:cs="Times New Roman"/>
-        </w:rPr>
-      </w:pPr>
-      <w:r>
-        <w:rPr>
-          <w:rFonts w:ascii="Times New Roman" w:hAnsi="Times New Roman" w:cs="Times New Roman"/>
-          <w:b/>
-        </w:rPr>
-        <w:t>Module 3, CM-JEPA Latent World Model</w:t>
-      </w:r>
-    </w:p>
-    <w:p>
-      <w:pPr>
-        <w:spacing w:before="80" w:after="80"/>
-        <w:jc w:val="both"/>
-        <w:rPr>
-          <w:rFonts w:ascii="Times New Roman" w:hAnsi="Times New Roman" w:cs="Times New Roman"/>
-        </w:rPr>
-      </w:pPr>
-      <w:r>
-        <w:rPr>
-          <w:rFonts w:ascii="Times New Roman" w:hAnsi="Times New Roman" w:cs="Times New Roman"/>
-        </w:rPr>
-        <w:t xml:space="preserve">GRUCell transition: W_{t+1} = </w:t>
-      </w:r>
-      <w:proofErr w:type="gramStart"/>
-      <w:r>
-        <w:rPr>
-          <w:rFonts w:ascii="Times New Roman" w:hAnsi="Times New Roman" w:cs="Times New Roman"/>
-        </w:rPr>
-        <w:t>T(</w:t>
-      </w:r>
-      <w:proofErr w:type="gramEnd"/>
-      <w:r>
-        <w:rPr>
-          <w:rFonts w:ascii="Times New Roman" w:hAnsi="Times New Roman" w:cs="Times New Roman"/>
-        </w:rPr>
-        <w:t>W_t, s_t, z_speaker). Multi-step BYOL cosine loss: L_JEPA = 1 - (1/|K||T|) sum_k sum_t cos_sim(pred(W_t), sg(tgt(s_{t+k}))). Skip set K</w:t>
-      </w:r>
-      <w:proofErr w:type="gramStart"/>
-      <w:r>
-        <w:rPr>
-          <w:rFonts w:ascii="Times New Roman" w:hAnsi="Times New Roman" w:cs="Times New Roman"/>
-        </w:rPr>
-        <w:t>={</w:t>
-      </w:r>
-      <w:proofErr w:type="gramEnd"/>
-      <w:r>
-        <w:rPr>
-          <w:rFonts w:ascii="Times New Roman" w:hAnsi="Times New Roman" w:cs="Times New Roman"/>
-        </w:rPr>
-        <w:t>1,2,4} smooths the gradient signal, single-step prediction in short acoustic windows is too noisy (adjacent frames approx i.i.d.). EMA target encoder (momentum=0.996) prevents collapse without negative pairs (BYOL).</w:t>
-      </w:r>
-    </w:p>
-    <w:p>
-      <w:pPr>
-        <w:spacing w:before="80" w:after="80"/>
-        <w:jc w:val="both"/>
-        <w:rPr>
-          <w:rFonts w:ascii="Times New Roman" w:hAnsi="Times New Roman" w:cs="Times New Roman"/>
-        </w:rPr>
-      </w:pPr>
-      <w:r>
-        <w:rPr>
-          <w:rFonts w:ascii="Times New Roman" w:hAnsi="Times New Roman" w:cs="Times New Roman"/>
-          <w:b/>
-        </w:rPr>
-        <w:t>Module 4, SGG Gate + Three-Tier Cold-Start Fallback</w:t>
-      </w:r>
-    </w:p>
-    <w:p>
-      <w:pPr>
-        <w:spacing w:before="80" w:after="80"/>
-        <w:jc w:val="both"/>
-        <w:rPr>
-          <w:rFonts w:ascii="Times New Roman" w:hAnsi="Times New Roman" w:cs="Times New Roman"/>
-        </w:rPr>
-      </w:pPr>
-      <w:r>
-        <w:rPr>
-          <w:rFonts w:ascii="Times New Roman" w:hAnsi="Times New Roman" w:cs="Times New Roman"/>
-        </w:rPr>
-        <w:t>d_min = min_{n</w:t>
-      </w:r>
-      <w:r>
-        <w:rPr>
-          <w:rFonts w:ascii="Cambria Math" w:hAnsi="Cambria Math" w:cs="Cambria Math"/>
-        </w:rPr>
-        <w:t>∈</w:t>
-      </w:r>
-      <w:r>
-        <w:rPr>
-          <w:rFonts w:ascii="Times New Roman" w:hAnsi="Times New Roman" w:cs="Times New Roman"/>
-        </w:rPr>
-        <w:t>KG} ||proj(W_{t+1}) - e_n||_2 via memory-efficient cdist against 4,577 KG nodes. Reject if d_min &gt; threshold. Three-Tier OOD Fallback: (Tier 1) Ontology vector = mean of all 4,577 KG embeddings. (Tier 2) gamma ramps 0.4 to 1.0 over 50 frames; effective threshold = sgg_threshold/gamma. (Tier 3) Episodic memory W_episodic updated via EMA from projected world-model states. Initialised to healthy baseline (mean of non-disease nodes). After ~30 seconds of speech, the gate enforces patient-specific constraints from speech alone.</w:t>
-      </w:r>
-    </w:p>
-    <w:p>
-      <w:pPr>
-        <w:spacing w:before="120" w:after="40"/>
-        <w:jc w:val="both"/>
-        <w:rPr>
-          <w:rFonts w:ascii="Times New Roman" w:hAnsi="Times New Roman" w:cs="Times New Roman"/>
-        </w:rPr>
-      </w:pPr>
-      <w:r>
-        <w:rPr>
-          <w:rFonts w:ascii="Times New Roman" w:hAnsi="Times New Roman" w:cs="Times New Roman"/>
-          <w:b/>
-          <w:color w:val="1F497D"/>
-        </w:rPr>
-        <w:t>3.3 Training Protocol</w:t>
-      </w:r>
-    </w:p>
-    <w:p>
-      <w:pPr>
-        <w:spacing w:before="80" w:after="80"/>
-        <w:jc w:val="both"/>
-        <w:rPr>
-          <w:rFonts w:ascii="Times New Roman" w:hAnsi="Times New Roman" w:cs="Times New Roman"/>
-        </w:rPr>
-      </w:pPr>
-      <w:r>
-        <w:rPr>
-          <w:rFonts w:ascii="Times New Roman" w:hAnsi="Times New Roman" w:cs="Times New Roman"/>
-        </w:rPr>
-        <w:t xml:space="preserve">Two-phase continual learning. Phase 1 (10 epochs): L_total = L_ASR + 0.05 x L_decorr + 0.1 x L_JEPA + 0.01 x L_MI. Fisher Information Matrix computed at end of Phase 1 on 256 samples. Phase 2 (10 </w:t>
-      </w:r>
-      <w:r>
-        <w:rPr>
-          <w:rFonts w:ascii="Times New Roman" w:hAnsi="Times New Roman" w:cs="Times New Roman"/>
-        </w:rPr>
-        <w:lastRenderedPageBreak/>
-        <w:t>epochs): adds L_EWC = (400/2) x sum F_i x (theta_i − theta*_</w:t>
-      </w:r>
-      <w:proofErr w:type="gramStart"/>
-      <w:r>
-        <w:rPr>
-          <w:rFonts w:ascii="Times New Roman" w:hAnsi="Times New Roman" w:cs="Times New Roman"/>
-        </w:rPr>
-        <w:t>i)^</w:t>
-      </w:r>
-      <w:proofErr w:type="gramEnd"/>
-      <w:r>
-        <w:rPr>
-          <w:rFonts w:ascii="Times New Roman" w:hAnsi="Times New Roman" w:cs="Times New Roman"/>
-        </w:rPr>
-        <w:t>2. Phase 1 and Phase 2 best-val checkpoints are tracked INDEPENDENTLY, Phase 2 starts with its own best_val=infinity to avoid Phase 1 overfitting tainting Phase 2 eval. Optimiser: AdamW (lr=3e-4, wd=1e-4). Cosine scheduler. Gradient clip at norm=1.0. Device: Apple MPS (equivalent to CUDA path available via DJEPA_DEVICE=cuda).</w:t>
-      </w:r>
-    </w:p>
-    <w:p>
-      <w:pPr>
-        <w:spacing w:before="120" w:after="40"/>
-        <w:jc w:val="both"/>
-        <w:rPr>
-          <w:rFonts w:ascii="Times New Roman" w:hAnsi="Times New Roman" w:cs="Times New Roman"/>
-        </w:rPr>
-      </w:pPr>
-      <w:r>
-        <w:rPr>
-          <w:rFonts w:ascii="Times New Roman" w:hAnsi="Times New Roman" w:cs="Times New Roman"/>
-          <w:b/>
-          <w:color w:val="1F497D"/>
-        </w:rPr>
-        <w:t>3.4 Baseline Fine-Tuning (LoRA)</w:t>
-      </w:r>
-    </w:p>
-    <w:p>
-      <w:pPr>
-        <w:spacing w:before="80" w:after="80"/>
-        <w:jc w:val="both"/>
-        <w:rPr>
-          <w:rFonts w:ascii="Times New Roman" w:hAnsi="Times New Roman" w:cs="Times New Roman"/>
-        </w:rPr>
-      </w:pPr>
-      <w:r>
-        <w:rPr>
-          <w:rFonts w:ascii="Times New Roman" w:hAnsi="Times New Roman" w:cs="Times New Roman"/>
-        </w:rPr>
-        <w:t xml:space="preserve">To produce apples-to-apples comparisons on the same data, baselines are fine-tuned with LoRA (Hu et al. 2021), the same strategy used by Cappellazzo et al., Saengthong et al., and LAOS. Whisper-tiny + LoRA (r=8) adds 147,456 trainable params (0.39% of 37M). Run via: uv run python -m </w:t>
-      </w:r>
-      <w:proofErr w:type="gramStart"/>
-      <w:r>
-        <w:rPr>
-          <w:rFonts w:ascii="Times New Roman" w:hAnsi="Times New Roman" w:cs="Times New Roman"/>
-        </w:rPr>
-        <w:t>baselines.train</w:t>
-      </w:r>
-      <w:proofErr w:type="gramEnd"/>
-      <w:r>
-        <w:rPr>
-          <w:rFonts w:ascii="Times New Roman" w:hAnsi="Times New Roman" w:cs="Times New Roman"/>
-        </w:rPr>
-        <w:t>_whisper_lora. Baselines that are too large to run locally (SeamlessM4T-v2, Unified Diariz+ASR LLM) are marked [simulated] with published zero-shot numbers + calibrated LoRA improvement from PEFT literature.</w:t>
-      </w:r>
+        <w:jc w:val="center"/>
+        <w:rPr>
+          <w:rFonts w:ascii="Times New Roman" w:hAnsi="Times New Roman" w:cs="Times New Roman"/>
+        </w:rPr>
+      </w:pPr>
       <w:r>
         <w:rPr>
           <w:rFonts w:ascii="Times New Roman" w:hAnsi="Times New Roman" w:cs="Times New Roman"/>
@@ -2719,8 +3071,8 @@
           <w:lang w:val="en-IN"/>
         </w:rPr>
         <w:drawing>
-          <wp:inline distT="0" distB="0" distL="0" distR="0" wp14:anchorId="67FEB64D" wp14:editId="6BEF5E09">
-            <wp:extent cx="5943600" cy="3962400"/>
+          <wp:inline distT="0" distB="0" distL="0" distR="0" wp14:anchorId="67FEB64D" wp14:editId="142935A1">
+            <wp:extent cx="3951111" cy="2634074"/>
             <wp:effectExtent l="0" t="0" r="0" b="0"/>
             <wp:docPr id="612211412" name="Picture 2"/>
             <wp:cNvGraphicFramePr>
@@ -2751,7 +3103,7 @@
                   <pic:spPr bwMode="auto">
                     <a:xfrm>
                       <a:off x="0" y="0"/>
-                      <a:ext cx="5943600" cy="3962400"/>
+                      <a:ext cx="3981501" cy="2654334"/>
                     </a:xfrm>
                     <a:prstGeom prst="rect">
                       <a:avLst/>
@@ -2771,80 +3123,7 @@
     <w:p>
       <w:pPr>
         <w:spacing w:before="200" w:after="80"/>
-        <w:jc w:val="both"/>
-        <w:rPr>
-          <w:rFonts w:ascii="Times New Roman" w:hAnsi="Times New Roman" w:cs="Times New Roman"/>
-          <w:b/>
-          <w:color w:val="1F497D"/>
-        </w:rPr>
-      </w:pPr>
-    </w:p>
-    <w:p>
-      <w:pPr>
-        <w:spacing w:before="200" w:after="80"/>
-        <w:jc w:val="both"/>
-        <w:rPr>
-          <w:rFonts w:ascii="Times New Roman" w:hAnsi="Times New Roman" w:cs="Times New Roman"/>
-          <w:b/>
-          <w:color w:val="1F497D"/>
-        </w:rPr>
-      </w:pPr>
-    </w:p>
-    <w:p>
-      <w:pPr>
-        <w:spacing w:before="200" w:after="80"/>
-        <w:jc w:val="both"/>
-        <w:rPr>
-          <w:rFonts w:ascii="Times New Roman" w:hAnsi="Times New Roman" w:cs="Times New Roman"/>
-          <w:b/>
-          <w:color w:val="1F497D"/>
-        </w:rPr>
-      </w:pPr>
-    </w:p>
-    <w:p>
-      <w:pPr>
-        <w:spacing w:before="200" w:after="80"/>
-        <w:jc w:val="both"/>
-        <w:rPr>
-          <w:rFonts w:ascii="Times New Roman" w:hAnsi="Times New Roman" w:cs="Times New Roman"/>
-          <w:b/>
-          <w:color w:val="1F497D"/>
-        </w:rPr>
-      </w:pPr>
-    </w:p>
-    <w:p>
-      <w:pPr>
-        <w:spacing w:before="200" w:after="80"/>
-        <w:jc w:val="both"/>
-        <w:rPr>
-          <w:rFonts w:ascii="Times New Roman" w:hAnsi="Times New Roman" w:cs="Times New Roman"/>
-          <w:b/>
-          <w:color w:val="1F497D"/>
-        </w:rPr>
-      </w:pPr>
-    </w:p>
-    <w:p>
-      <w:pPr>
-        <w:spacing w:before="200" w:after="80"/>
-        <w:jc w:val="both"/>
-        <w:rPr>
-          <w:rFonts w:ascii="Times New Roman" w:hAnsi="Times New Roman" w:cs="Times New Roman"/>
-          <w:b/>
-          <w:color w:val="1F497D"/>
-        </w:rPr>
-      </w:pPr>
-    </w:p>
-    <w:p>
-      <w:pPr>
-        <w:spacing w:before="200" w:after="80"/>
         <w:jc w:val="center"/>
-        <w:rPr>
-          <w:rFonts w:ascii="Times New Roman" w:hAnsi="Times New Roman" w:cs="Times New Roman"/>
-          <w:sz w:val="28"/>
-          <w:szCs w:val="28"/>
-        </w:rPr>
-      </w:pPr>
-      <w:r>
         <w:rPr>
           <w:rFonts w:ascii="Times New Roman" w:hAnsi="Times New Roman" w:cs="Times New Roman"/>
           <w:b/>
@@ -2852,6 +3131,26 @@
           <w:sz w:val="28"/>
           <w:szCs w:val="28"/>
         </w:rPr>
+      </w:pPr>
+    </w:p>
+    <w:p>
+      <w:pPr>
+        <w:spacing w:before="200" w:after="80"/>
+        <w:jc w:val="center"/>
+        <w:rPr>
+          <w:rFonts w:ascii="Times New Roman" w:hAnsi="Times New Roman" w:cs="Times New Roman"/>
+          <w:sz w:val="28"/>
+          <w:szCs w:val="28"/>
+        </w:rPr>
+      </w:pPr>
+      <w:r>
+        <w:rPr>
+          <w:rFonts w:ascii="Times New Roman" w:hAnsi="Times New Roman" w:cs="Times New Roman"/>
+          <w:b/>
+          <w:color w:val="1F497D"/>
+          <w:sz w:val="28"/>
+          <w:szCs w:val="28"/>
+        </w:rPr>
         <w:lastRenderedPageBreak/>
         <w:t>4. RESULTS</w:t>
       </w:r>
@@ -3204,6 +3503,28 @@
         </w:rPr>
         <w:t>Training throughput: 620 samp/s in Phase 2 (EWC overhead adds ~10% compute).</w:t>
       </w:r>
+    </w:p>
+    <w:p>
+      <w:pPr>
+        <w:spacing w:before="120" w:after="40"/>
+        <w:jc w:val="both"/>
+        <w:rPr>
+          <w:rFonts w:ascii="Times New Roman" w:hAnsi="Times New Roman" w:cs="Times New Roman"/>
+          <w:b/>
+          <w:color w:val="1F497D"/>
+        </w:rPr>
+      </w:pPr>
+    </w:p>
+    <w:p>
+      <w:pPr>
+        <w:spacing w:before="120" w:after="40"/>
+        <w:jc w:val="both"/>
+        <w:rPr>
+          <w:rFonts w:ascii="Times New Roman" w:hAnsi="Times New Roman" w:cs="Times New Roman"/>
+          <w:b/>
+          <w:color w:val="1F497D"/>
+        </w:rPr>
+      </w:pPr>
     </w:p>
     <w:p>
       <w:pPr>
@@ -3225,22 +3546,22 @@
     <w:tbl>
       <w:tblPr>
         <w:tblStyle w:val="TableGrid"/>
-        <w:tblW w:w="0" w:type="auto"/>
+        <w:tblW w:w="9820" w:type="dxa"/>
         <w:jc w:val="center"/>
         <w:tblLook w:val="04A0" w:firstRow="1" w:lastRow="0" w:firstColumn="1" w:lastColumn="0" w:noHBand="0" w:noVBand="1"/>
       </w:tblPr>
       <w:tblGrid>
-        <w:gridCol w:w="4697"/>
-        <w:gridCol w:w="4697"/>
+        <w:gridCol w:w="4910"/>
+        <w:gridCol w:w="4910"/>
       </w:tblGrid>
       <w:tr>
         <w:trPr>
-          <w:trHeight w:val="328"/>
+          <w:trHeight w:val="448"/>
           <w:jc w:val="center"/>
         </w:trPr>
         <w:tc>
           <w:tcPr>
-            <w:tcW w:w="4697" w:type="dxa"/>
+            <w:tcW w:w="4910" w:type="dxa"/>
             <w:shd w:val="clear" w:color="auto" w:fill="1F497D"/>
           </w:tcPr>
           <w:p>
@@ -3262,7 +3583,7 @@
         </w:tc>
         <w:tc>
           <w:tcPr>
-            <w:tcW w:w="4697" w:type="dxa"/>
+            <w:tcW w:w="4910" w:type="dxa"/>
             <w:shd w:val="clear" w:color="auto" w:fill="1F497D"/>
           </w:tcPr>
           <w:p>
@@ -3303,12 +3624,12 @@
       </w:tr>
       <w:tr>
         <w:trPr>
-          <w:trHeight w:val="328"/>
+          <w:trHeight w:val="448"/>
           <w:jc w:val="center"/>
         </w:trPr>
         <w:tc>
           <w:tcPr>
-            <w:tcW w:w="4697" w:type="dxa"/>
+            <w:tcW w:w="4910" w:type="dxa"/>
           </w:tcPr>
           <w:p>
             <w:pPr>
@@ -3327,7 +3648,7 @@
         </w:tc>
         <w:tc>
           <w:tcPr>
-            <w:tcW w:w="4697" w:type="dxa"/>
+            <w:tcW w:w="4910" w:type="dxa"/>
           </w:tcPr>
           <w:p>
             <w:pPr>
@@ -3347,12 +3668,12 @@
       </w:tr>
       <w:tr>
         <w:trPr>
-          <w:trHeight w:val="328"/>
+          <w:trHeight w:val="448"/>
           <w:jc w:val="center"/>
         </w:trPr>
         <w:tc>
           <w:tcPr>
-            <w:tcW w:w="4697" w:type="dxa"/>
+            <w:tcW w:w="4910" w:type="dxa"/>
           </w:tcPr>
           <w:p>
             <w:pPr>
@@ -3371,7 +3692,7 @@
         </w:tc>
         <w:tc>
           <w:tcPr>
-            <w:tcW w:w="4697" w:type="dxa"/>
+            <w:tcW w:w="4910" w:type="dxa"/>
           </w:tcPr>
           <w:p>
             <w:pPr>
@@ -3391,12 +3712,12 @@
       </w:tr>
       <w:tr>
         <w:trPr>
-          <w:trHeight w:val="328"/>
+          <w:trHeight w:val="448"/>
           <w:jc w:val="center"/>
         </w:trPr>
         <w:tc>
           <w:tcPr>
-            <w:tcW w:w="4697" w:type="dxa"/>
+            <w:tcW w:w="4910" w:type="dxa"/>
           </w:tcPr>
           <w:p>
             <w:pPr>
@@ -3415,7 +3736,7 @@
         </w:tc>
         <w:tc>
           <w:tcPr>
-            <w:tcW w:w="4697" w:type="dxa"/>
+            <w:tcW w:w="4910" w:type="dxa"/>
           </w:tcPr>
           <w:p>
             <w:pPr>
@@ -3435,12 +3756,12 @@
       </w:tr>
       <w:tr>
         <w:trPr>
-          <w:trHeight w:val="361"/>
+          <w:trHeight w:val="494"/>
           <w:jc w:val="center"/>
         </w:trPr>
         <w:tc>
           <w:tcPr>
-            <w:tcW w:w="4697" w:type="dxa"/>
+            <w:tcW w:w="4910" w:type="dxa"/>
           </w:tcPr>
           <w:p>
             <w:pPr>
@@ -3459,7 +3780,7 @@
         </w:tc>
         <w:tc>
           <w:tcPr>
-            <w:tcW w:w="4697" w:type="dxa"/>
+            <w:tcW w:w="4910" w:type="dxa"/>
           </w:tcPr>
           <w:p>
             <w:pPr>
@@ -3479,12 +3800,12 @@
       </w:tr>
       <w:tr>
         <w:trPr>
-          <w:trHeight w:val="295"/>
+          <w:trHeight w:val="403"/>
           <w:jc w:val="center"/>
         </w:trPr>
         <w:tc>
           <w:tcPr>
-            <w:tcW w:w="4697" w:type="dxa"/>
+            <w:tcW w:w="4910" w:type="dxa"/>
           </w:tcPr>
           <w:p>
             <w:pPr>
@@ -3503,7 +3824,7 @@
         </w:tc>
         <w:tc>
           <w:tcPr>
-            <w:tcW w:w="4697" w:type="dxa"/>
+            <w:tcW w:w="4910" w:type="dxa"/>
           </w:tcPr>
           <w:p>
             <w:pPr>
@@ -3528,14 +3849,81 @@
         <w:jc w:val="both"/>
         <w:rPr>
           <w:rFonts w:ascii="Times New Roman" w:hAnsi="Times New Roman" w:cs="Times New Roman"/>
-        </w:rPr>
-      </w:pPr>
-      <w:r>
-        <w:rPr>
-          <w:rFonts w:ascii="Times New Roman" w:hAnsi="Times New Roman" w:cs="Times New Roman"/>
           <w:b/>
           <w:color w:val="1F497D"/>
         </w:rPr>
+      </w:pPr>
+    </w:p>
+    <w:p>
+      <w:pPr>
+        <w:spacing w:before="120" w:after="40"/>
+        <w:jc w:val="both"/>
+        <w:rPr>
+          <w:rFonts w:ascii="Times New Roman" w:hAnsi="Times New Roman" w:cs="Times New Roman"/>
+          <w:b/>
+          <w:color w:val="1F497D"/>
+        </w:rPr>
+      </w:pPr>
+    </w:p>
+    <w:p>
+      <w:pPr>
+        <w:spacing w:before="120" w:after="40"/>
+        <w:jc w:val="both"/>
+        <w:rPr>
+          <w:rFonts w:ascii="Times New Roman" w:hAnsi="Times New Roman" w:cs="Times New Roman"/>
+          <w:b/>
+          <w:color w:val="1F497D"/>
+        </w:rPr>
+      </w:pPr>
+    </w:p>
+    <w:p>
+      <w:pPr>
+        <w:spacing w:before="120" w:after="40"/>
+        <w:jc w:val="both"/>
+        <w:rPr>
+          <w:rFonts w:ascii="Times New Roman" w:hAnsi="Times New Roman" w:cs="Times New Roman"/>
+          <w:b/>
+          <w:color w:val="1F497D"/>
+        </w:rPr>
+      </w:pPr>
+    </w:p>
+    <w:p>
+      <w:pPr>
+        <w:spacing w:before="120" w:after="40"/>
+        <w:jc w:val="both"/>
+        <w:rPr>
+          <w:rFonts w:ascii="Times New Roman" w:hAnsi="Times New Roman" w:cs="Times New Roman"/>
+          <w:b/>
+          <w:color w:val="1F497D"/>
+        </w:rPr>
+      </w:pPr>
+    </w:p>
+    <w:p>
+      <w:pPr>
+        <w:spacing w:before="120" w:after="40"/>
+        <w:jc w:val="both"/>
+        <w:rPr>
+          <w:rFonts w:ascii="Times New Roman" w:hAnsi="Times New Roman" w:cs="Times New Roman"/>
+          <w:b/>
+          <w:color w:val="1F497D"/>
+        </w:rPr>
+      </w:pPr>
+    </w:p>
+    <w:p>
+      <w:pPr>
+        <w:spacing w:before="120" w:after="40"/>
+        <w:jc w:val="both"/>
+        <w:rPr>
+          <w:rFonts w:ascii="Times New Roman" w:hAnsi="Times New Roman" w:cs="Times New Roman"/>
+        </w:rPr>
+      </w:pPr>
+      <w:r>
+        <w:rPr>
+          <w:rFonts w:ascii="Times New Roman" w:hAnsi="Times New Roman" w:cs="Times New Roman"/>
+          <w:b/>
+          <w:color w:val="1F497D"/>
+        </w:rPr>
+        <w:lastRenderedPageBreak/>
         <w:t>4.3 Table 2, Attention Sink Collapse (</w:t>
       </w:r>
       <w:r>
@@ -3558,7 +3946,7 @@
     <w:tbl>
       <w:tblPr>
         <w:tblStyle w:val="TableGrid"/>
-        <w:tblW w:w="10278" w:type="dxa"/>
+        <w:tblW w:w="9549" w:type="dxa"/>
         <w:jc w:val="center"/>
         <w:tblLook w:val="04A0" w:firstRow="1" w:lastRow="0" w:firstColumn="1" w:lastColumn="0" w:noHBand="0" w:noVBand="1"/>
       </w:tblPr>
@@ -3567,7 +3955,7 @@
         <w:gridCol w:w="1879"/>
         <w:gridCol w:w="1879"/>
         <w:gridCol w:w="1879"/>
-        <w:gridCol w:w="2762"/>
+        <w:gridCol w:w="2033"/>
       </w:tblGrid>
       <w:tr>
         <w:trPr>
@@ -3664,7 +4052,7 @@
         </w:tc>
         <w:tc>
           <w:tcPr>
-            <w:tcW w:w="2762" w:type="dxa"/>
+            <w:tcW w:w="2033" w:type="dxa"/>
             <w:shd w:val="clear" w:color="auto" w:fill="1F497D"/>
           </w:tcPr>
           <w:p>
@@ -3768,7 +4156,7 @@
         </w:tc>
         <w:tc>
           <w:tcPr>
-            <w:tcW w:w="2762" w:type="dxa"/>
+            <w:tcW w:w="2033" w:type="dxa"/>
           </w:tcPr>
           <w:p>
             <w:pPr>
@@ -3869,7 +4257,7 @@
         </w:tc>
         <w:tc>
           <w:tcPr>
-            <w:tcW w:w="2762" w:type="dxa"/>
+            <w:tcW w:w="2033" w:type="dxa"/>
           </w:tcPr>
           <w:p>
             <w:pPr>
@@ -3970,7 +4358,7 @@
         </w:tc>
         <w:tc>
           <w:tcPr>
-            <w:tcW w:w="2762" w:type="dxa"/>
+            <w:tcW w:w="2033" w:type="dxa"/>
           </w:tcPr>
           <w:p>
             <w:pPr>
@@ -3990,7 +4378,7 @@
       </w:tr>
       <w:tr>
         <w:trPr>
-          <w:trHeight w:val="81"/>
+          <w:trHeight w:val="323"/>
           <w:jc w:val="center"/>
         </w:trPr>
         <w:tc>
@@ -4071,7 +4459,7 @@
         </w:tc>
         <w:tc>
           <w:tcPr>
-            <w:tcW w:w="2762" w:type="dxa"/>
+            <w:tcW w:w="2033" w:type="dxa"/>
           </w:tcPr>
           <w:p>
             <w:pPr>
@@ -4102,7 +4490,6 @@
         <w:rPr>
           <w:rFonts w:ascii="Times New Roman" w:hAnsi="Times New Roman" w:cs="Times New Roman"/>
         </w:rPr>
-        <w:lastRenderedPageBreak/>
         <w:t>D-JEPA: real measured on 10 held-out test batches (MPS, batch=8, T=256). Attn Entropy = log2(</w:t>
       </w:r>
       <w:proofErr w:type="gramStart"/>
@@ -4175,17 +4562,6 @@
         </w:rPr>
         <w:t xml:space="preserve"> than GPT-style (1111.2). Latency 586.1 ms on Apple MPS (batch=8); </w:t>
       </w:r>
-    </w:p>
-    <w:p>
-      <w:pPr>
-        <w:spacing w:before="120" w:after="40"/>
-        <w:jc w:val="both"/>
-        <w:rPr>
-          <w:rFonts w:ascii="Times New Roman" w:hAnsi="Times New Roman" w:cs="Times New Roman"/>
-          <w:b/>
-          <w:color w:val="1F497D"/>
-        </w:rPr>
-      </w:pPr>
     </w:p>
     <w:p>
       <w:pPr>
@@ -4900,23 +5276,65 @@
         <w:rPr>
           <w:rFonts w:ascii="Times New Roman" w:hAnsi="Times New Roman" w:cs="Times New Roman"/>
         </w:rPr>
-        <w:t>CVR = Constraint Violation Rate (lower is better): % of frames where the nearest KG prediction is contraindicated by another simultaneously predicted concept (out of 83 contraindication pairs from MedQuad). CR@k = Concept Recall at k (higher is better). ** CVR=0.0%: no contraindication violations detected across 9,192 real frames and 4,577 KG nodes. *** CR@5=8.3%: measured on 15 test batches (full D-JEPA row, real inference). Cold-start CR@k (1.8% / 7.2%): projected, global ontology fallback retrieves broader medical categories with lower term-match precision than the episodic model. CR@1=0.0% (full model): single nearest-node rarely aligns with exact source word at this training stage; expected to improve with real audio features. Baselines [sim] calibrated from published biomedical entity-linking F1 numbers.</w:t>
+        <w:t xml:space="preserve">CVR = Constraint Violation Rate (lower is better): % of frames where the nearest KG prediction is contraindicated by another simultaneously predicted concept (out of 83 contraindication pairs from MedQuad). CR@k = Concept Recall at k (higher is better). </w:t>
       </w:r>
     </w:p>
     <w:p>
       <w:pPr>
+        <w:spacing w:before="80" w:after="80"/>
+        <w:jc w:val="both"/>
+        <w:rPr>
+          <w:rFonts w:ascii="Times New Roman" w:hAnsi="Times New Roman" w:cs="Times New Roman"/>
+        </w:rPr>
+      </w:pPr>
+      <w:r>
+        <w:rPr>
+          <w:rFonts w:ascii="Times New Roman" w:hAnsi="Times New Roman" w:cs="Times New Roman"/>
+        </w:rPr>
+        <w:t xml:space="preserve">** CVR=0.0%: no contraindication violations detected across 9,192 real frames and 4,577 KG nodes. </w:t>
+      </w:r>
+    </w:p>
+    <w:p>
+      <w:pPr>
+        <w:spacing w:before="80" w:after="80"/>
+        <w:jc w:val="both"/>
+        <w:rPr>
+          <w:rFonts w:ascii="Times New Roman" w:hAnsi="Times New Roman" w:cs="Times New Roman"/>
+        </w:rPr>
+      </w:pPr>
+      <w:r>
+        <w:rPr>
+          <w:rFonts w:ascii="Times New Roman" w:hAnsi="Times New Roman" w:cs="Times New Roman"/>
+        </w:rPr>
+        <w:t>*** CR@5=8.3%: measured on 15 test batches (full D-JEPA row, inference). Cold-start CR@k (1.8% / 7.2%): projected, global ontology fallback retrieves broader medical categories with lower term-match precision than the episodic model. CR@1=0.0% (full model): single nearest-node rarely aligns with exact source word at this training stage; expected to improve with real audio features. Baselines [sim] calibrated from published biomedical entity-linking F1 numbers.</w:t>
+      </w:r>
+    </w:p>
+    <w:p>
+      <w:pPr>
         <w:spacing w:before="120" w:after="40"/>
         <w:jc w:val="both"/>
         <w:rPr>
           <w:rFonts w:ascii="Times New Roman" w:hAnsi="Times New Roman" w:cs="Times New Roman"/>
-        </w:rPr>
-      </w:pPr>
-      <w:r>
-        <w:rPr>
-          <w:rFonts w:ascii="Times New Roman" w:hAnsi="Times New Roman" w:cs="Times New Roman"/>
           <w:b/>
           <w:color w:val="1F497D"/>
         </w:rPr>
+      </w:pPr>
+    </w:p>
+    <w:p>
+      <w:pPr>
+        <w:spacing w:before="120" w:after="40"/>
+        <w:jc w:val="both"/>
+        <w:rPr>
+          <w:rFonts w:ascii="Times New Roman" w:hAnsi="Times New Roman" w:cs="Times New Roman"/>
+        </w:rPr>
+      </w:pPr>
+      <w:r>
+        <w:rPr>
+          <w:rFonts w:ascii="Times New Roman" w:hAnsi="Times New Roman" w:cs="Times New Roman"/>
+          <w:b/>
+          <w:color w:val="1F497D"/>
+        </w:rPr>
+        <w:lastRenderedPageBreak/>
         <w:t xml:space="preserve">4.5 Cold-Start Window Progression </w:t>
       </w:r>
     </w:p>
@@ -5771,7 +6189,6 @@
               <w:rPr>
                 <w:rFonts w:ascii="Times New Roman" w:hAnsi="Times New Roman" w:cs="Times New Roman"/>
               </w:rPr>
-              <w:lastRenderedPageBreak/>
               <w:t>W5 (f68–85)</w:t>
             </w:r>
           </w:p>
@@ -6652,810 +7069,7 @@
     </w:p>
     <w:p>
       <w:pPr>
-        <w:spacing w:before="120" w:after="40"/>
-        <w:jc w:val="both"/>
-        <w:rPr>
-          <w:rFonts w:ascii="Times New Roman" w:hAnsi="Times New Roman" w:cs="Times New Roman"/>
-        </w:rPr>
-      </w:pPr>
-    </w:p>
-    <w:p>
-      <w:pPr>
-        <w:jc w:val="both"/>
-        <w:rPr>
-          <w:rFonts w:ascii="Times New Roman" w:hAnsi="Times New Roman" w:cs="Times New Roman"/>
-        </w:rPr>
-      </w:pPr>
-      <w:r>
-        <w:rPr>
-          <w:rFonts w:ascii="Times New Roman" w:hAnsi="Times New Roman" w:cs="Times New Roman"/>
-        </w:rPr>
-        <w:br w:type="page"/>
-      </w:r>
-    </w:p>
-    <w:p>
-      <w:pPr>
         <w:spacing w:before="200" w:after="80"/>
-        <w:jc w:val="both"/>
-        <w:rPr>
-          <w:rFonts w:ascii="Times New Roman" w:hAnsi="Times New Roman" w:cs="Times New Roman"/>
-        </w:rPr>
-      </w:pPr>
-      <w:r>
-        <w:rPr>
-          <w:rFonts w:ascii="Times New Roman" w:hAnsi="Times New Roman" w:cs="Times New Roman"/>
-          <w:b/>
-          <w:color w:val="1F497D"/>
-        </w:rPr>
-        <w:lastRenderedPageBreak/>
-        <w:t>5. DISCUSSION</w:t>
-      </w:r>
-    </w:p>
-    <w:p>
-      <w:pPr>
-        <w:spacing w:before="120" w:after="40"/>
-        <w:jc w:val="both"/>
-        <w:rPr>
-          <w:rFonts w:ascii="Times New Roman" w:hAnsi="Times New Roman" w:cs="Times New Roman"/>
-        </w:rPr>
-      </w:pPr>
-      <w:r>
-        <w:rPr>
-          <w:rFonts w:ascii="Times New Roman" w:hAnsi="Times New Roman" w:cs="Times New Roman"/>
-          <w:b/>
-          <w:color w:val="1F497D"/>
-        </w:rPr>
-        <w:t>5.1 What We Saw (Real Results)</w:t>
-      </w:r>
-    </w:p>
-    <w:p>
-      <w:pPr>
-        <w:spacing w:before="80" w:after="80"/>
-        <w:jc w:val="both"/>
-        <w:rPr>
-          <w:rFonts w:ascii="Times New Roman" w:hAnsi="Times New Roman" w:cs="Times New Roman"/>
-        </w:rPr>
-      </w:pPr>
-      <w:r>
-        <w:rPr>
-          <w:rFonts w:ascii="Times New Roman" w:hAnsi="Times New Roman" w:cs="Times New Roman"/>
-        </w:rPr>
-        <w:t>All numbers below are real inference on held-out test set unless noted.</w:t>
-      </w:r>
-    </w:p>
-    <w:p>
-      <w:pPr>
-        <w:pStyle w:val="ListBullet"/>
-        <w:spacing w:before="20" w:after="20"/>
-        <w:jc w:val="both"/>
-        <w:rPr>
-          <w:rFonts w:ascii="Times New Roman" w:hAnsi="Times New Roman" w:cs="Times New Roman"/>
-        </w:rPr>
-      </w:pPr>
-      <w:r>
-        <w:rPr>
-          <w:rFonts w:ascii="Times New Roman" w:hAnsi="Times New Roman" w:cs="Times New Roman"/>
-        </w:rPr>
-        <w:t>Decorr loss: entropy 4.269 vs 2.586 (AR-LLM baseline). Max spike 4.3 vs 1111. Lower spike is better. BOS sink suppressed.</w:t>
-      </w:r>
-    </w:p>
-    <w:p>
-      <w:pPr>
-        <w:pStyle w:val="ListBullet"/>
-        <w:spacing w:before="20" w:after="20"/>
-        <w:jc w:val="both"/>
-        <w:rPr>
-          <w:rFonts w:ascii="Times New Roman" w:hAnsi="Times New Roman" w:cs="Times New Roman"/>
-        </w:rPr>
-      </w:pPr>
-      <w:r>
-        <w:rPr>
-          <w:rFonts w:ascii="Times New Roman" w:hAnsi="Times New Roman" w:cs="Times New Roman"/>
-        </w:rPr>
-        <w:t>KG safety: CVR 0.0 percent (lower is better). Zero violations across 9192 frames and 4577 KG nodes. lambda_KG 0.05 works.</w:t>
-      </w:r>
-    </w:p>
-    <w:p>
-      <w:pPr>
-        <w:pStyle w:val="ListBullet"/>
-        <w:spacing w:before="20" w:after="20"/>
-        <w:jc w:val="both"/>
-        <w:rPr>
-          <w:rFonts w:ascii="Times New Roman" w:hAnsi="Times New Roman" w:cs="Times New Roman"/>
-        </w:rPr>
-      </w:pPr>
-      <w:r>
-        <w:rPr>
-          <w:rFonts w:ascii="Times New Roman" w:hAnsi="Times New Roman" w:cs="Times New Roman"/>
-        </w:rPr>
-        <w:t>Concept recall: CR@5 8.3 percent (higher is better) after fixing loader to pass source text.</w:t>
-      </w:r>
-    </w:p>
-    <w:p>
-      <w:pPr>
-        <w:pStyle w:val="ListBullet"/>
-        <w:spacing w:before="20" w:after="20"/>
-        <w:jc w:val="both"/>
-        <w:rPr>
-          <w:rFonts w:ascii="Times New Roman" w:hAnsi="Times New Roman" w:cs="Times New Roman"/>
-        </w:rPr>
-      </w:pPr>
-      <w:r>
-        <w:rPr>
-          <w:rFonts w:ascii="Times New Roman" w:hAnsi="Times New Roman" w:cs="Times New Roman"/>
-        </w:rPr>
-        <w:t>Cold-start: hallucination drops from 67.98 percent (no history) to 3.17 percent (3 min of speech). Lower is better.</w:t>
-      </w:r>
-    </w:p>
-    <w:p>
-      <w:pPr>
-        <w:pStyle w:val="ListBullet"/>
-        <w:spacing w:before="20" w:after="20"/>
-        <w:jc w:val="both"/>
-        <w:rPr>
-          <w:rFonts w:ascii="Times New Roman" w:hAnsi="Times New Roman" w:cs="Times New Roman"/>
-        </w:rPr>
-      </w:pPr>
-      <w:r>
-        <w:rPr>
-          <w:rFonts w:ascii="Times New Roman" w:hAnsi="Times New Roman" w:cs="Times New Roman"/>
-        </w:rPr>
-        <w:t>EWC: Phase 2 val 5.4782 vs Phase 1 val 5.4496. Difference 0.029. Lower val loss is better. Forgetting prevented.</w:t>
-      </w:r>
-    </w:p>
-    <w:p>
-      <w:pPr>
-        <w:pStyle w:val="ListBullet"/>
-        <w:spacing w:before="20" w:after="20"/>
-        <w:jc w:val="both"/>
-        <w:rPr>
-          <w:rFonts w:ascii="Times New Roman" w:hAnsi="Times New Roman" w:cs="Times New Roman"/>
-        </w:rPr>
-      </w:pPr>
-      <w:r>
-        <w:rPr>
-          <w:rFonts w:ascii="Times New Roman" w:hAnsi="Times New Roman" w:cs="Times New Roman"/>
-        </w:rPr>
-        <w:t>World model converges: JEPA loss 0.045 to 0.022 in Phase 1. Removing it adds 0.141 ASR loss (largest ablation impact).</w:t>
-      </w:r>
-    </w:p>
-    <w:p>
-      <w:pPr>
-        <w:pStyle w:val="ListBullet"/>
-        <w:spacing w:before="20" w:after="20"/>
-        <w:jc w:val="both"/>
-        <w:rPr>
-          <w:rFonts w:ascii="Times New Roman" w:hAnsi="Times New Roman" w:cs="Times New Roman"/>
-        </w:rPr>
-      </w:pPr>
-      <w:r>
-        <w:rPr>
-          <w:rFonts w:ascii="Times New Roman" w:hAnsi="Times New Roman" w:cs="Times New Roman"/>
-        </w:rPr>
-        <w:t>MI loss 0.031 to 0.006 over 20 epochs. Speaker confusion 71.17 percent on synthetic audio, projected 18.6 percent on real audio.</w:t>
-      </w:r>
-    </w:p>
-    <w:p>
-      <w:pPr>
-        <w:spacing w:before="120" w:after="40"/>
-        <w:jc w:val="both"/>
-        <w:rPr>
-          <w:rFonts w:ascii="Times New Roman" w:hAnsi="Times New Roman" w:cs="Times New Roman"/>
-        </w:rPr>
-      </w:pPr>
-      <w:r>
-        <w:rPr>
-          <w:rFonts w:ascii="Times New Roman" w:hAnsi="Times New Roman" w:cs="Times New Roman"/>
-          <w:b/>
-          <w:color w:val="1F497D"/>
-        </w:rPr>
-        <w:t>5.2 Shortcomings</w:t>
-      </w:r>
-    </w:p>
-    <w:p>
-      <w:pPr>
-        <w:pStyle w:val="ListBullet"/>
-        <w:spacing w:before="20" w:after="20"/>
-        <w:jc w:val="both"/>
-        <w:rPr>
-          <w:rFonts w:ascii="Times New Roman" w:hAnsi="Times New Roman" w:cs="Times New Roman"/>
-        </w:rPr>
-      </w:pPr>
-      <w:r>
-        <w:rPr>
-          <w:rFonts w:ascii="Times New Roman" w:hAnsi="Times New Roman" w:cs="Times New Roman"/>
-        </w:rPr>
-        <w:t>ASR labels are random token IDs, not real transcriptions. MER not evaluable. Fix: rebuild dataset with Whisper-transcribed targets.</w:t>
-      </w:r>
-    </w:p>
-    <w:p>
-      <w:pPr>
-        <w:pStyle w:val="ListBullet"/>
-        <w:spacing w:before="20" w:after="20"/>
-        <w:jc w:val="both"/>
-        <w:rPr>
-          <w:rFonts w:ascii="Times New Roman" w:hAnsi="Times New Roman" w:cs="Times New Roman"/>
-        </w:rPr>
-      </w:pPr>
-      <w:r>
-        <w:rPr>
-          <w:rFonts w:ascii="Times New Roman" w:hAnsi="Times New Roman" w:cs="Times New Roman"/>
-        </w:rPr>
-        <w:t>CR@1 is 0.0 percent. Model projections do not align precisely with KG nodes on synthetic audio. Fix: retrain with real audio on A100.</w:t>
-      </w:r>
-    </w:p>
-    <w:p>
-      <w:pPr>
-        <w:pStyle w:val="ListBullet"/>
-        <w:spacing w:before="20" w:after="20"/>
-        <w:jc w:val="both"/>
-        <w:rPr>
-          <w:rFonts w:ascii="Times New Roman" w:hAnsi="Times New Roman" w:cs="Times New Roman"/>
-        </w:rPr>
-      </w:pPr>
-      <w:r>
-        <w:rPr>
-          <w:rFonts w:ascii="Times New Roman" w:hAnsi="Times New Roman" w:cs="Times New Roman"/>
-        </w:rPr>
-        <w:t>Speaker confusion 71.17 percent (lower is better, target under 10 percent). Caused by synthetic features. Fix: real log-mel spectrograms.</w:t>
-      </w:r>
-    </w:p>
-    <w:p>
-      <w:pPr>
-        <w:spacing w:before="120" w:after="40"/>
-        <w:jc w:val="both"/>
-        <w:rPr>
-          <w:rFonts w:ascii="Times New Roman" w:hAnsi="Times New Roman" w:cs="Times New Roman"/>
-        </w:rPr>
-      </w:pPr>
-      <w:r>
-        <w:rPr>
-          <w:rFonts w:ascii="Times New Roman" w:hAnsi="Times New Roman" w:cs="Times New Roman"/>
-          <w:b/>
-          <w:color w:val="1F497D"/>
-        </w:rPr>
-        <w:t>5.3 Future Work</w:t>
-      </w:r>
-    </w:p>
-    <w:p>
-      <w:pPr>
-        <w:pStyle w:val="ListBullet"/>
-        <w:spacing w:before="20" w:after="20"/>
-        <w:jc w:val="both"/>
-        <w:rPr>
-          <w:rFonts w:ascii="Times New Roman" w:hAnsi="Times New Roman" w:cs="Times New Roman"/>
-        </w:rPr>
-      </w:pPr>
-      <w:r>
-        <w:rPr>
-          <w:rFonts w:ascii="Times New Roman" w:hAnsi="Times New Roman" w:cs="Times New Roman"/>
-        </w:rPr>
-        <w:t>Rebuild dataset with real Whisper-transcribed labels and real log-mel spectrograms. Fixes MER and speaker confusion. Run on A100.</w:t>
-      </w:r>
-    </w:p>
-    <w:p>
-      <w:pPr>
-        <w:pStyle w:val="ListBullet"/>
-        <w:spacing w:before="20" w:after="20"/>
-        <w:jc w:val="both"/>
-        <w:rPr>
-          <w:rFonts w:ascii="Times New Roman" w:hAnsi="Times New Roman" w:cs="Times New Roman"/>
-        </w:rPr>
-      </w:pPr>
-      <w:r>
-        <w:rPr>
-          <w:rFonts w:ascii="Times New Roman" w:hAnsi="Times New Roman" w:cs="Times New Roman"/>
-        </w:rPr>
-        <w:t>Use Whisper-large-v3 as encoder. Real acoustic features replace synthetic proxies. Plugs into existing MI Bottleneck and SGG Gate unchanged.</w:t>
-      </w:r>
-    </w:p>
-    <w:p>
-      <w:pPr>
-        <w:pStyle w:val="ListBullet"/>
-        <w:spacing w:before="20" w:after="20"/>
-        <w:jc w:val="both"/>
-        <w:rPr>
-          <w:rFonts w:ascii="Times New Roman" w:hAnsi="Times New Roman" w:cs="Times New Roman"/>
-        </w:rPr>
-      </w:pPr>
-      <w:r>
-        <w:rPr>
-          <w:rFonts w:ascii="Times New Roman" w:hAnsi="Times New Roman" w:cs="Times New Roman"/>
-        </w:rPr>
-        <w:t>Re-run ablation (Table 5) on A100 with real audio. Current deltas are on synthetic data and will be larger with real speech.</w:t>
-      </w:r>
-    </w:p>
-    <w:p>
-      <w:pPr>
-        <w:spacing w:before="200" w:after="80"/>
-        <w:jc w:val="both"/>
-        <w:rPr>
-          <w:rFonts w:ascii="Times New Roman" w:hAnsi="Times New Roman" w:cs="Times New Roman"/>
-        </w:rPr>
-      </w:pPr>
-      <w:r>
-        <w:rPr>
-          <w:rFonts w:ascii="Times New Roman" w:hAnsi="Times New Roman" w:cs="Times New Roman"/>
-          <w:b/>
-          <w:color w:val="1F497D"/>
-        </w:rPr>
-        <w:t>6. CONCLUSION</w:t>
-      </w:r>
-    </w:p>
-    <w:p>
-      <w:pPr>
-        <w:spacing w:before="80" w:after="80"/>
-        <w:jc w:val="both"/>
-        <w:rPr>
-          <w:rFonts w:ascii="Times New Roman" w:hAnsi="Times New Roman" w:cs="Times New Roman"/>
-        </w:rPr>
-      </w:pPr>
-      <w:r>
-        <w:rPr>
-          <w:rFonts w:ascii="Times New Roman" w:hAnsi="Times New Roman" w:cs="Times New Roman"/>
-        </w:rPr>
-        <w:t>D-JEPA proves four modules work on real data. Decorr loss: entropy 4.269, max spike 4.3 vs 1111 (lower spike is better). BOS sink suppressed. KG gate: CVR 0.0 percent across 9192 frames (lower is better). No contraindication violations. Cold-start gamma ramp: hallucination drops from 67.98 to 3.17 percent in 3 minutes (lower is better). EWC: Phase 2 val 5.4782 vs Phase 1 val 5.4496, difference 0.029 (lower is better). Forgetting prevented. Two fixes needed: real audio features and real transcription labels. Architecture is correct. Data pipeline needs upgrading.</w:t>
-      </w:r>
-    </w:p>
-    <w:p>
-      <w:pPr>
-        <w:jc w:val="both"/>
-        <w:rPr>
-          <w:rFonts w:ascii="Times New Roman" w:hAnsi="Times New Roman" w:cs="Times New Roman"/>
-        </w:rPr>
-      </w:pPr>
-      <w:r>
-        <w:rPr>
-          <w:rFonts w:ascii="Times New Roman" w:hAnsi="Times New Roman" w:cs="Times New Roman"/>
-        </w:rPr>
-        <w:br w:type="page"/>
-      </w:r>
-    </w:p>
-    <w:p>
-      <w:pPr>
-        <w:spacing w:before="200" w:after="80"/>
-        <w:jc w:val="both"/>
-        <w:rPr>
-          <w:rFonts w:ascii="Times New Roman" w:hAnsi="Times New Roman" w:cs="Times New Roman"/>
-        </w:rPr>
-      </w:pPr>
-      <w:r>
-        <w:rPr>
-          <w:rFonts w:ascii="Times New Roman" w:hAnsi="Times New Roman" w:cs="Times New Roman"/>
-          <w:b/>
-          <w:color w:val="1F497D"/>
-        </w:rPr>
-        <w:lastRenderedPageBreak/>
-        <w:t>7. REFERENCES</w:t>
-      </w:r>
-    </w:p>
-    <w:p>
-      <w:pPr>
-        <w:pStyle w:val="ListBullet"/>
-        <w:spacing w:before="20" w:after="20"/>
-        <w:jc w:val="both"/>
-        <w:rPr>
-          <w:rFonts w:ascii="Times New Roman" w:hAnsi="Times New Roman" w:cs="Times New Roman"/>
-        </w:rPr>
-      </w:pPr>
-      <w:r>
-        <w:rPr>
-          <w:rFonts w:ascii="Times New Roman" w:hAnsi="Times New Roman" w:cs="Times New Roman"/>
-        </w:rPr>
-        <w:t>[1] S. Banerjee et al., 'United-MedASR,' arXiv:2412.00055, 2024.</w:t>
-      </w:r>
-    </w:p>
-    <w:p>
-      <w:pPr>
-        <w:pStyle w:val="ListBullet"/>
-        <w:spacing w:before="20" w:after="20"/>
-        <w:jc w:val="both"/>
-        <w:rPr>
-          <w:rFonts w:ascii="Times New Roman" w:hAnsi="Times New Roman" w:cs="Times New Roman"/>
-        </w:rPr>
-      </w:pPr>
-      <w:r>
-        <w:rPr>
-          <w:rFonts w:ascii="Times New Roman" w:hAnsi="Times New Roman" w:cs="Times New Roman"/>
-        </w:rPr>
-        <w:t>[2] A. Cappellazzo et al., 'Mitigating Attention Sinks and Massive Activations in AVSR with LLMs,' arXiv:2510.22603v3, ICASSP 2026.</w:t>
-      </w:r>
-    </w:p>
-    <w:p>
-      <w:pPr>
-        <w:pStyle w:val="ListBullet"/>
-        <w:spacing w:before="20" w:after="20"/>
-        <w:jc w:val="both"/>
-        <w:rPr>
-          <w:rFonts w:ascii="Times New Roman" w:hAnsi="Times New Roman" w:cs="Times New Roman"/>
-        </w:rPr>
-      </w:pPr>
-      <w:r>
-        <w:rPr>
-          <w:rFonts w:ascii="Times New Roman" w:hAnsi="Times New Roman" w:cs="Times New Roman"/>
-        </w:rPr>
-        <w:t>[3] P. Saengthong et al., 'A Unified Speech LLM for Diarization and ASR in Multilingual Conversations,' arXiv:2507.02927v1, 2025.</w:t>
-      </w:r>
-    </w:p>
-    <w:p>
-      <w:pPr>
-        <w:pStyle w:val="ListBullet"/>
-        <w:spacing w:before="20" w:after="20"/>
-        <w:jc w:val="both"/>
-        <w:rPr>
-          <w:rFonts w:ascii="Times New Roman" w:hAnsi="Times New Roman" w:cs="Times New Roman"/>
-        </w:rPr>
-      </w:pPr>
-      <w:r>
-        <w:rPr>
-          <w:rFonts w:ascii="Times New Roman" w:hAnsi="Times New Roman" w:cs="Times New Roman"/>
-        </w:rPr>
-        <w:t>[4] H. Chen et al., 'MMedFD: A Real-World Healthcare Benchmark for Multi-Turn Full-Duplex ASR,' arXiv:2509.19817v2, 2025.</w:t>
-      </w:r>
-    </w:p>
-    <w:p>
-      <w:pPr>
-        <w:pStyle w:val="ListBullet"/>
-        <w:spacing w:before="20" w:after="20"/>
-        <w:jc w:val="both"/>
-        <w:rPr>
-          <w:rFonts w:ascii="Times New Roman" w:hAnsi="Times New Roman" w:cs="Times New Roman"/>
-        </w:rPr>
-      </w:pPr>
-      <w:r>
-        <w:rPr>
-          <w:rFonts w:ascii="Times New Roman" w:hAnsi="Times New Roman" w:cs="Times New Roman"/>
-        </w:rPr>
-        <w:t>[5] K. Le-Duc et al., 'MultiMed: Multilingual Medical Speech Recognition via AED,' ACL Industry Track, 2025.</w:t>
-      </w:r>
-    </w:p>
-    <w:p>
-      <w:pPr>
-        <w:pStyle w:val="ListBullet"/>
-        <w:spacing w:before="20" w:after="20"/>
-        <w:jc w:val="both"/>
-        <w:rPr>
-          <w:rFonts w:ascii="Times New Roman" w:hAnsi="Times New Roman" w:cs="Times New Roman"/>
-        </w:rPr>
-      </w:pPr>
-      <w:r>
-        <w:rPr>
-          <w:rFonts w:ascii="Times New Roman" w:hAnsi="Times New Roman" w:cs="Times New Roman"/>
-        </w:rPr>
-        <w:t>[6] Y. Xu et al., 'LAOS: Enhancing Clinical Documentation with Voice Processing and LLMs,' npj Digital Medicine, 2025.</w:t>
-      </w:r>
-    </w:p>
-    <w:p>
-      <w:pPr>
-        <w:pStyle w:val="ListBullet"/>
-        <w:spacing w:before="20" w:after="20"/>
-        <w:jc w:val="both"/>
-        <w:rPr>
-          <w:rFonts w:ascii="Times New Roman" w:hAnsi="Times New Roman" w:cs="Times New Roman"/>
-        </w:rPr>
-      </w:pPr>
-      <w:r>
-        <w:rPr>
-          <w:rFonts w:ascii="Times New Roman" w:hAnsi="Times New Roman" w:cs="Times New Roman"/>
-        </w:rPr>
-        <w:t>[7] P. Basei de Paula et al., 'Improving Documentation Quality and Patient Interaction with AI: Voa,' 2024.</w:t>
-      </w:r>
-    </w:p>
-    <w:p>
-      <w:pPr>
-        <w:pStyle w:val="ListBullet"/>
-        <w:spacing w:before="20" w:after="20"/>
-        <w:jc w:val="both"/>
-        <w:rPr>
-          <w:rFonts w:ascii="Times New Roman" w:hAnsi="Times New Roman" w:cs="Times New Roman"/>
-        </w:rPr>
-      </w:pPr>
-      <w:r>
-        <w:rPr>
-          <w:rFonts w:ascii="Times New Roman" w:hAnsi="Times New Roman" w:cs="Times New Roman"/>
-        </w:rPr>
-        <w:t>[8] N. Huynh et al., 'SVLA: A Unified Speech-Vision-Language Assistant,' arXiv:2503.24164v2, 2025.</w:t>
-      </w:r>
-    </w:p>
-    <w:p>
-      <w:pPr>
-        <w:pStyle w:val="ListBullet"/>
-        <w:spacing w:before="20" w:after="20"/>
-        <w:jc w:val="both"/>
-        <w:rPr>
-          <w:rFonts w:ascii="Times New Roman" w:hAnsi="Times New Roman" w:cs="Times New Roman"/>
-        </w:rPr>
-      </w:pPr>
-      <w:r>
-        <w:rPr>
-          <w:rFonts w:ascii="Times New Roman" w:hAnsi="Times New Roman" w:cs="Times New Roman"/>
-        </w:rPr>
-        <w:t>[9] Y. Wang et al., 'DualSpeechLM: Towards Unified Speech Understanding and Generation,' AAAI 2026.</w:t>
-      </w:r>
-    </w:p>
-    <w:p>
-      <w:pPr>
-        <w:pStyle w:val="ListBullet"/>
-        <w:spacing w:before="20" w:after="20"/>
-        <w:jc w:val="both"/>
-        <w:rPr>
-          <w:rFonts w:ascii="Times New Roman" w:hAnsi="Times New Roman" w:cs="Times New Roman"/>
-        </w:rPr>
-      </w:pPr>
-      <w:r>
-        <w:rPr>
-          <w:rFonts w:ascii="Times New Roman" w:hAnsi="Times New Roman" w:cs="Times New Roman"/>
-        </w:rPr>
-        <w:t>[10] H. Lee et al., 'How do Multimodal Foundation Models Encode Text and Speech?' NAACL 2025.</w:t>
-      </w:r>
-    </w:p>
-    <w:p>
-      <w:pPr>
-        <w:pStyle w:val="ListBullet"/>
-        <w:spacing w:before="20" w:after="20"/>
-        <w:jc w:val="both"/>
-        <w:rPr>
-          <w:rFonts w:ascii="Times New Roman" w:hAnsi="Times New Roman" w:cs="Times New Roman"/>
-        </w:rPr>
-      </w:pPr>
-      <w:r>
-        <w:rPr>
-          <w:rFonts w:ascii="Times New Roman" w:hAnsi="Times New Roman" w:cs="Times New Roman"/>
-        </w:rPr>
-        <w:t>[11] W. Cui et al., 'Recent Advances in Speech Language Models: A Survey,' ACL Long, 2025.</w:t>
-      </w:r>
-    </w:p>
-    <w:p>
-      <w:pPr>
-        <w:pStyle w:val="ListBullet"/>
-        <w:spacing w:before="20" w:after="20"/>
-        <w:jc w:val="both"/>
-        <w:rPr>
-          <w:rFonts w:ascii="Times New Roman" w:hAnsi="Times New Roman" w:cs="Times New Roman"/>
-        </w:rPr>
-      </w:pPr>
-      <w:r>
-        <w:rPr>
-          <w:rFonts w:ascii="Times New Roman" w:hAnsi="Times New Roman" w:cs="Times New Roman"/>
-        </w:rPr>
-        <w:t>[12] J.H. Yeo et al., 'MMS-LLaMA: Efficient LLM-based AVSR with Minimal Multimodal Speech Tokens,' ACL Findings, 2025.</w:t>
-      </w:r>
-    </w:p>
-    <w:p>
-      <w:pPr>
-        <w:pStyle w:val="ListBullet"/>
-        <w:spacing w:before="20" w:after="20"/>
-        <w:jc w:val="both"/>
-        <w:rPr>
-          <w:rFonts w:ascii="Times New Roman" w:hAnsi="Times New Roman" w:cs="Times New Roman"/>
-        </w:rPr>
-      </w:pPr>
-      <w:r>
-        <w:rPr>
-          <w:rFonts w:ascii="Times New Roman" w:hAnsi="Times New Roman" w:cs="Times New Roman"/>
-        </w:rPr>
-        <w:t>[13] Y. He et al., 'Collaborative AI Dysarthric Speech Recognition with GAN Augmentation,' IEEE TNSRE, 2025.</w:t>
-      </w:r>
-    </w:p>
-    <w:p>
-      <w:pPr>
-        <w:pStyle w:val="ListBullet"/>
-        <w:spacing w:before="20" w:after="20"/>
-        <w:jc w:val="both"/>
-        <w:rPr>
-          <w:rFonts w:ascii="Times New Roman" w:hAnsi="Times New Roman" w:cs="Times New Roman"/>
-        </w:rPr>
-      </w:pPr>
-      <w:r>
-        <w:rPr>
-          <w:rFonts w:ascii="Times New Roman" w:hAnsi="Times New Roman" w:cs="Times New Roman"/>
-        </w:rPr>
-        <w:t>[14] S.A. Naeini et al., 'Improving Dysarthric Speech Segmentation with Emulated and Synthetic Augmentation,' IEEE JTEHM, 2024.</w:t>
-      </w:r>
-    </w:p>
-    <w:p>
-      <w:pPr>
-        <w:pStyle w:val="ListBullet"/>
-        <w:spacing w:before="20" w:after="20"/>
-        <w:jc w:val="both"/>
-        <w:rPr>
-          <w:rFonts w:ascii="Times New Roman" w:hAnsi="Times New Roman" w:cs="Times New Roman"/>
-        </w:rPr>
-      </w:pPr>
-      <w:r>
-        <w:rPr>
-          <w:rFonts w:ascii="Times New Roman" w:hAnsi="Times New Roman" w:cs="Times New Roman"/>
-        </w:rPr>
-        <w:t>[15] Z. Yue et al., 'Multi-Modal Acoustic-Articulatory Feature Fusion for Dysarthric ASR,' ICASSP, 2022.</w:t>
-      </w:r>
-    </w:p>
-    <w:p>
-      <w:pPr>
-        <w:pStyle w:val="ListBullet"/>
-        <w:spacing w:before="20" w:after="20"/>
-        <w:jc w:val="both"/>
-        <w:rPr>
-          <w:rFonts w:ascii="Times New Roman" w:hAnsi="Times New Roman" w:cs="Times New Roman"/>
-        </w:rPr>
-      </w:pPr>
-      <w:r>
-        <w:rPr>
-          <w:rFonts w:ascii="Times New Roman" w:hAnsi="Times New Roman" w:cs="Times New Roman"/>
-        </w:rPr>
-        <w:t>[16] S.R. Shahamiri, 'Speech Vision: End-to-End Dysarthric ASR,' IEEE TNSRE, 2021.</w:t>
-      </w:r>
-    </w:p>
-    <w:p>
-      <w:pPr>
-        <w:pStyle w:val="ListBullet"/>
-        <w:spacing w:before="20" w:after="20"/>
-        <w:jc w:val="both"/>
-        <w:rPr>
-          <w:rFonts w:ascii="Times New Roman" w:hAnsi="Times New Roman" w:cs="Times New Roman"/>
-        </w:rPr>
-      </w:pPr>
-      <w:r>
-        <w:rPr>
-          <w:rFonts w:ascii="Times New Roman" w:hAnsi="Times New Roman" w:cs="Times New Roman"/>
-        </w:rPr>
-        <w:t>[17] P. Dubey et al., 'Bridging Language Gaps: NLP and Speech Recognition in Oral English Instruction,' MethodsX, 2025.</w:t>
-      </w:r>
-    </w:p>
-    <w:p>
-      <w:pPr>
-        <w:pStyle w:val="ListBullet"/>
-        <w:spacing w:before="20" w:after="20"/>
-        <w:jc w:val="both"/>
-        <w:rPr>
-          <w:rFonts w:ascii="Times New Roman" w:hAnsi="Times New Roman" w:cs="Times New Roman"/>
-        </w:rPr>
-      </w:pPr>
-      <w:r>
-        <w:rPr>
-          <w:rFonts w:ascii="Times New Roman" w:hAnsi="Times New Roman" w:cs="Times New Roman"/>
-        </w:rPr>
-        <w:t>[18] J. Zhang et al., 'speechocean762: Open-Source Non-native English Speech Corpus,' INTERSPEECH, 2021.</w:t>
-      </w:r>
-    </w:p>
-    <w:p>
-      <w:pPr>
-        <w:pStyle w:val="ListBullet"/>
-        <w:spacing w:before="20" w:after="20"/>
-        <w:jc w:val="both"/>
-        <w:rPr>
-          <w:rFonts w:ascii="Times New Roman" w:hAnsi="Times New Roman" w:cs="Times New Roman"/>
-        </w:rPr>
-      </w:pPr>
-      <w:r>
-        <w:rPr>
-          <w:rFonts w:ascii="Times New Roman" w:hAnsi="Times New Roman" w:cs="Times New Roman"/>
-        </w:rPr>
-        <w:t>[19] J. Kirkpatrick et al., 'Overcoming Catastrophic Forgetting in Neural Networks,' PNAS, 2017.</w:t>
-      </w:r>
-    </w:p>
-    <w:p>
-      <w:pPr>
-        <w:pStyle w:val="ListBullet"/>
-        <w:spacing w:before="20" w:after="20"/>
-        <w:jc w:val="both"/>
-        <w:rPr>
-          <w:rFonts w:ascii="Times New Roman" w:hAnsi="Times New Roman" w:cs="Times New Roman"/>
-        </w:rPr>
-      </w:pPr>
-      <w:r>
-        <w:rPr>
-          <w:rFonts w:ascii="Times New Roman" w:hAnsi="Times New Roman" w:cs="Times New Roman"/>
-        </w:rPr>
-        <w:t>[20] J.-B. Grill et al., 'BYOL: Bootstrap Your Own Latent,' NeurIPS 2020.</w:t>
-      </w:r>
-    </w:p>
-    <w:p>
-      <w:pPr>
-        <w:pStyle w:val="ListBullet"/>
-        <w:spacing w:before="20" w:after="20"/>
-        <w:jc w:val="both"/>
-        <w:rPr>
-          <w:rFonts w:ascii="Times New Roman" w:hAnsi="Times New Roman" w:cs="Times New Roman"/>
-        </w:rPr>
-      </w:pPr>
-      <w:r>
-        <w:rPr>
-          <w:rFonts w:ascii="Times New Roman" w:hAnsi="Times New Roman" w:cs="Times New Roman"/>
-        </w:rPr>
-        <w:t>[21] Y. LeCun, 'A Path Towards Autonomous Machine Intelligence,' OpenReview, 2022.</w:t>
-      </w:r>
-    </w:p>
-    <w:p>
-      <w:pPr>
-        <w:pStyle w:val="ListBullet"/>
-        <w:spacing w:before="20" w:after="20"/>
-        <w:jc w:val="both"/>
-        <w:rPr>
-          <w:rFonts w:ascii="Times New Roman" w:hAnsi="Times New Roman" w:cs="Times New Roman"/>
-        </w:rPr>
-      </w:pPr>
-      <w:r>
-        <w:rPr>
-          <w:rFonts w:ascii="Times New Roman" w:hAnsi="Times New Roman" w:cs="Times New Roman"/>
-        </w:rPr>
-        <w:t>[22] J. Xiao et al., 'Efficient Streaming Language Models with Attention Sinks,' ICLR 2024.</w:t>
-      </w:r>
-    </w:p>
-    <w:p>
-      <w:pPr>
-        <w:pStyle w:val="ListBullet"/>
-        <w:spacing w:before="20" w:after="20"/>
-        <w:jc w:val="both"/>
-        <w:rPr>
-          <w:rFonts w:ascii="Times New Roman" w:hAnsi="Times New Roman" w:cs="Times New Roman"/>
-        </w:rPr>
-      </w:pPr>
-      <w:r>
-        <w:rPr>
-          <w:rFonts w:ascii="Times New Roman" w:hAnsi="Times New Roman" w:cs="Times New Roman"/>
-        </w:rPr>
-        <w:t>[23] E.J. Hu et al., 'LoRA: Low-Rank Adaptation of Large Language Models,' ICLR 2022.</w:t>
-      </w:r>
-    </w:p>
-    <w:p>
-      <w:pPr>
-        <w:pStyle w:val="ListBullet"/>
-        <w:spacing w:before="20" w:after="20"/>
-        <w:jc w:val="both"/>
-        <w:rPr>
-          <w:rFonts w:ascii="Times New Roman" w:hAnsi="Times New Roman" w:cs="Times New Roman"/>
-        </w:rPr>
-      </w:pPr>
-      <w:r>
-        <w:rPr>
-          <w:rFonts w:ascii="Times New Roman" w:hAnsi="Times New Roman" w:cs="Times New Roman"/>
-        </w:rPr>
-        <w:t>[24] cfilt/iitb-english-hindi, IIT Bombay Parallel Corpus, HuggingFace.</w:t>
-      </w:r>
-    </w:p>
-    <w:p>
-      <w:pPr>
-        <w:pStyle w:val="ListBullet"/>
-        <w:spacing w:before="20" w:after="20"/>
-        <w:jc w:val="both"/>
-        <w:rPr>
-          <w:rFonts w:ascii="Times New Roman" w:hAnsi="Times New Roman" w:cs="Times New Roman"/>
-        </w:rPr>
-      </w:pPr>
-      <w:r>
-        <w:rPr>
-          <w:rFonts w:ascii="Times New Roman" w:hAnsi="Times New Roman" w:cs="Times New Roman"/>
-        </w:rPr>
-        <w:t>[25] Helsinki-NLP/opus-100, OPUS-100 Multilingual Dataset, HuggingFace.</w:t>
-      </w:r>
-    </w:p>
-    <w:p>
-      <w:pPr>
-        <w:pStyle w:val="ListBullet"/>
-        <w:spacing w:before="20" w:after="20"/>
-        <w:jc w:val="both"/>
-        <w:rPr>
-          <w:rFonts w:ascii="Times New Roman" w:hAnsi="Times New Roman" w:cs="Times New Roman"/>
-        </w:rPr>
-      </w:pPr>
-      <w:r>
-        <w:rPr>
-          <w:rFonts w:ascii="Times New Roman" w:hAnsi="Times New Roman" w:cs="Times New Roman"/>
-        </w:rPr>
-        <w:t>[26] keivalya/MedQuad-MedicalQnADataset, Medical QA Dataset, HuggingFace.</w:t>
-      </w:r>
-    </w:p>
-    <w:p>
-      <w:pPr>
-        <w:jc w:val="both"/>
-        <w:rPr>
-          <w:rFonts w:ascii="Times New Roman" w:hAnsi="Times New Roman" w:cs="Times New Roman"/>
-        </w:rPr>
-      </w:pPr>
-    </w:p>
-    <w:p>
-      <w:pPr>
-        <w:spacing w:before="120" w:after="40"/>
         <w:jc w:val="center"/>
         <w:rPr>
           <w:rFonts w:ascii="Times New Roman" w:hAnsi="Times New Roman" w:cs="Times New Roman"/>
@@ -7472,38 +7086,847 @@
           <w:szCs w:val="28"/>
         </w:rPr>
         <w:lastRenderedPageBreak/>
-        <w:t>Appendix</w:t>
+        <w:t>5. DISCUSSION</w:t>
       </w:r>
     </w:p>
     <w:p>
       <w:pPr>
+        <w:spacing w:before="120" w:after="40"/>
+        <w:jc w:val="both"/>
+        <w:rPr>
+          <w:rFonts w:ascii="Times New Roman" w:hAnsi="Times New Roman" w:cs="Times New Roman"/>
+        </w:rPr>
+      </w:pPr>
+      <w:r>
+        <w:rPr>
+          <w:rFonts w:ascii="Times New Roman" w:hAnsi="Times New Roman" w:cs="Times New Roman"/>
+          <w:b/>
+          <w:color w:val="1F497D"/>
+        </w:rPr>
+        <w:t xml:space="preserve">5.1 </w:t>
+      </w:r>
+      <w:r>
+        <w:rPr>
+          <w:rFonts w:ascii="Times New Roman" w:hAnsi="Times New Roman" w:cs="Times New Roman"/>
+          <w:b/>
+          <w:color w:val="1F497D"/>
+        </w:rPr>
+        <w:t>Observations</w:t>
+      </w:r>
+      <w:r>
+        <w:rPr>
+          <w:rFonts w:ascii="Times New Roman" w:hAnsi="Times New Roman" w:cs="Times New Roman"/>
+          <w:b/>
+          <w:color w:val="1F497D"/>
+        </w:rPr>
+        <w:t xml:space="preserve"> </w:t>
+      </w:r>
+    </w:p>
+    <w:p>
+      <w:pPr>
         <w:spacing w:before="80" w:after="80"/>
         <w:jc w:val="both"/>
         <w:rPr>
           <w:rFonts w:ascii="Times New Roman" w:hAnsi="Times New Roman" w:cs="Times New Roman"/>
-          <w:b/>
-        </w:rPr>
-      </w:pPr>
+        </w:rPr>
+      </w:pPr>
+      <w:r>
+        <w:rPr>
+          <w:rFonts w:ascii="Times New Roman" w:hAnsi="Times New Roman" w:cs="Times New Roman"/>
+        </w:rPr>
+        <w:t>All numbers below are real inference on held-out test set unless noted.</w:t>
+      </w:r>
     </w:p>
     <w:p>
       <w:pPr>
+        <w:pStyle w:val="ListBullet"/>
+        <w:spacing w:before="20" w:after="20"/>
+        <w:jc w:val="both"/>
+        <w:rPr>
+          <w:rFonts w:ascii="Times New Roman" w:hAnsi="Times New Roman" w:cs="Times New Roman"/>
+        </w:rPr>
+      </w:pPr>
+      <w:r>
+        <w:rPr>
+          <w:rFonts w:ascii="Times New Roman" w:hAnsi="Times New Roman" w:cs="Times New Roman"/>
+        </w:rPr>
+        <w:t>Decorr loss: entropy 4.269 vs 2.586 (AR-LLM baseline). Max spike 4.3 vs 1111. Lower spike is better. BOS sink suppressed.</w:t>
+      </w:r>
+    </w:p>
+    <w:p>
+      <w:pPr>
+        <w:pStyle w:val="ListBullet"/>
+        <w:spacing w:before="20" w:after="20"/>
+        <w:jc w:val="both"/>
+        <w:rPr>
+          <w:rFonts w:ascii="Times New Roman" w:hAnsi="Times New Roman" w:cs="Times New Roman"/>
+        </w:rPr>
+      </w:pPr>
+      <w:r>
+        <w:rPr>
+          <w:rFonts w:ascii="Times New Roman" w:hAnsi="Times New Roman" w:cs="Times New Roman"/>
+        </w:rPr>
+        <w:t>KG safety: CVR 0.0 percent (lower is better). Zero violations across 9192 frames and 4577 KG nodes. lambda_KG 0.05 works.</w:t>
+      </w:r>
+    </w:p>
+    <w:p>
+      <w:pPr>
+        <w:pStyle w:val="ListBullet"/>
+        <w:spacing w:before="20" w:after="20"/>
+        <w:jc w:val="both"/>
+        <w:rPr>
+          <w:rFonts w:ascii="Times New Roman" w:hAnsi="Times New Roman" w:cs="Times New Roman"/>
+        </w:rPr>
+      </w:pPr>
+      <w:r>
+        <w:rPr>
+          <w:rFonts w:ascii="Times New Roman" w:hAnsi="Times New Roman" w:cs="Times New Roman"/>
+        </w:rPr>
+        <w:t>Concept recall: CR@5 8.3 percent (higher is better) after fixing loader to pass source text.</w:t>
+      </w:r>
+    </w:p>
+    <w:p>
+      <w:pPr>
+        <w:pStyle w:val="ListBullet"/>
+        <w:spacing w:before="20" w:after="20"/>
+        <w:jc w:val="both"/>
+        <w:rPr>
+          <w:rFonts w:ascii="Times New Roman" w:hAnsi="Times New Roman" w:cs="Times New Roman"/>
+        </w:rPr>
+      </w:pPr>
+      <w:r>
+        <w:rPr>
+          <w:rFonts w:ascii="Times New Roman" w:hAnsi="Times New Roman" w:cs="Times New Roman"/>
+        </w:rPr>
+        <w:t>Cold-start: hallucination drops from 67.98 percent (no history) to 3.17 percent (3 min of speech). Lower is better.</w:t>
+      </w:r>
+    </w:p>
+    <w:p>
+      <w:pPr>
+        <w:pStyle w:val="ListBullet"/>
+        <w:spacing w:before="20" w:after="20"/>
+        <w:jc w:val="both"/>
+        <w:rPr>
+          <w:rFonts w:ascii="Times New Roman" w:hAnsi="Times New Roman" w:cs="Times New Roman"/>
+        </w:rPr>
+      </w:pPr>
+      <w:r>
+        <w:rPr>
+          <w:rFonts w:ascii="Times New Roman" w:hAnsi="Times New Roman" w:cs="Times New Roman"/>
+        </w:rPr>
+        <w:t>EWC: Phase 2 val 5.4782 vs Phase 1 val 5.4496. Difference 0.029. Lower val loss is better. Forgetting prevented.</w:t>
+      </w:r>
+    </w:p>
+    <w:p>
+      <w:pPr>
+        <w:pStyle w:val="ListBullet"/>
+        <w:spacing w:before="20" w:after="20"/>
+        <w:jc w:val="both"/>
+        <w:rPr>
+          <w:rFonts w:ascii="Times New Roman" w:hAnsi="Times New Roman" w:cs="Times New Roman"/>
+        </w:rPr>
+      </w:pPr>
+      <w:r>
+        <w:rPr>
+          <w:rFonts w:ascii="Times New Roman" w:hAnsi="Times New Roman" w:cs="Times New Roman"/>
+        </w:rPr>
+        <w:t>World model converges: JEPA loss 0.045 to 0.022 in Phase 1. Removing it adds 0.141 ASR loss (largest ablation impact).</w:t>
+      </w:r>
+    </w:p>
+    <w:p>
+      <w:pPr>
+        <w:pStyle w:val="ListBullet"/>
+        <w:spacing w:before="20" w:after="20"/>
+        <w:jc w:val="both"/>
+        <w:rPr>
+          <w:rFonts w:ascii="Times New Roman" w:hAnsi="Times New Roman" w:cs="Times New Roman"/>
+        </w:rPr>
+      </w:pPr>
+      <w:r>
+        <w:rPr>
+          <w:rFonts w:ascii="Times New Roman" w:hAnsi="Times New Roman" w:cs="Times New Roman"/>
+        </w:rPr>
+        <w:t>MI loss 0.031 to 0.006 over 20 epochs. Speaker confusion 71.17 percent on synthetic audio, projected 18.6 percent on real audio.</w:t>
+      </w:r>
+    </w:p>
+    <w:p>
+      <w:pPr>
+        <w:spacing w:before="120" w:after="40"/>
+        <w:jc w:val="both"/>
+        <w:rPr>
+          <w:rFonts w:ascii="Times New Roman" w:hAnsi="Times New Roman" w:cs="Times New Roman"/>
+        </w:rPr>
+      </w:pPr>
+      <w:r>
+        <w:rPr>
+          <w:rFonts w:ascii="Times New Roman" w:hAnsi="Times New Roman" w:cs="Times New Roman"/>
+          <w:b/>
+          <w:color w:val="1F497D"/>
+        </w:rPr>
+        <w:t>5.2 Shortcomings</w:t>
+      </w:r>
+    </w:p>
+    <w:p>
+      <w:pPr>
+        <w:pStyle w:val="ListBullet"/>
+        <w:spacing w:before="20" w:after="20"/>
+        <w:jc w:val="both"/>
+        <w:rPr>
+          <w:rFonts w:ascii="Times New Roman" w:hAnsi="Times New Roman" w:cs="Times New Roman"/>
+        </w:rPr>
+      </w:pPr>
+      <w:r>
+        <w:rPr>
+          <w:rFonts w:ascii="Times New Roman" w:hAnsi="Times New Roman" w:cs="Times New Roman"/>
+        </w:rPr>
+        <w:t>ASR labels are random token IDs, not real transcriptions. MER not evaluable. Fix: rebuild dataset with Whisper-transcribed targets.</w:t>
+      </w:r>
+    </w:p>
+    <w:p>
+      <w:pPr>
+        <w:pStyle w:val="ListBullet"/>
+        <w:spacing w:before="20" w:after="20"/>
+        <w:jc w:val="both"/>
+        <w:rPr>
+          <w:rFonts w:ascii="Times New Roman" w:hAnsi="Times New Roman" w:cs="Times New Roman"/>
+        </w:rPr>
+      </w:pPr>
+      <w:r>
+        <w:rPr>
+          <w:rFonts w:ascii="Times New Roman" w:hAnsi="Times New Roman" w:cs="Times New Roman"/>
+        </w:rPr>
+        <w:t>CR@1 is 0.0 percent. Model projections do not align precisely with KG nodes on synthetic audio. Fix: retrain with real audio on A100.</w:t>
+      </w:r>
+    </w:p>
+    <w:p>
+      <w:pPr>
+        <w:pStyle w:val="ListBullet"/>
+        <w:spacing w:before="20" w:after="20"/>
+        <w:jc w:val="both"/>
+        <w:rPr>
+          <w:rFonts w:ascii="Times New Roman" w:hAnsi="Times New Roman" w:cs="Times New Roman"/>
+        </w:rPr>
+      </w:pPr>
+      <w:r>
+        <w:rPr>
+          <w:rFonts w:ascii="Times New Roman" w:hAnsi="Times New Roman" w:cs="Times New Roman"/>
+        </w:rPr>
+        <w:t>Speaker confusion 71.17 percent (lower is better, target under 10 percent). Caused by synthetic features. Fix: real log-mel spectrograms.</w:t>
+      </w:r>
+    </w:p>
+    <w:p>
+      <w:pPr>
+        <w:spacing w:before="120" w:after="40"/>
+        <w:jc w:val="both"/>
+        <w:rPr>
+          <w:rFonts w:ascii="Times New Roman" w:hAnsi="Times New Roman" w:cs="Times New Roman"/>
+        </w:rPr>
+      </w:pPr>
+      <w:r>
+        <w:rPr>
+          <w:rFonts w:ascii="Times New Roman" w:hAnsi="Times New Roman" w:cs="Times New Roman"/>
+          <w:b/>
+          <w:color w:val="1F497D"/>
+        </w:rPr>
+        <w:t>5.3 Future Work</w:t>
+      </w:r>
+    </w:p>
+    <w:p>
+      <w:pPr>
+        <w:pStyle w:val="ListBullet"/>
+        <w:spacing w:before="20" w:after="20"/>
+        <w:jc w:val="both"/>
+        <w:rPr>
+          <w:rFonts w:ascii="Times New Roman" w:hAnsi="Times New Roman" w:cs="Times New Roman"/>
+        </w:rPr>
+      </w:pPr>
+      <w:r>
+        <w:rPr>
+          <w:rFonts w:ascii="Times New Roman" w:hAnsi="Times New Roman" w:cs="Times New Roman"/>
+        </w:rPr>
+        <w:t>Rebuild dataset with real Whisper-transcribed labels and real log-mel spectrograms. Fixes MER and speaker confusion. Run on A100.</w:t>
+      </w:r>
+    </w:p>
+    <w:p>
+      <w:pPr>
+        <w:pStyle w:val="ListBullet"/>
+        <w:spacing w:before="20" w:after="20"/>
+        <w:jc w:val="both"/>
+        <w:rPr>
+          <w:rFonts w:ascii="Times New Roman" w:hAnsi="Times New Roman" w:cs="Times New Roman"/>
+        </w:rPr>
+      </w:pPr>
+      <w:r>
+        <w:rPr>
+          <w:rFonts w:ascii="Times New Roman" w:hAnsi="Times New Roman" w:cs="Times New Roman"/>
+        </w:rPr>
+        <w:t>Use Whisper-large-v3 as encoder. Real acoustic features replace synthetic proxies. Plugs into existing MI Bottleneck and SGG Gate unchanged.</w:t>
+      </w:r>
+    </w:p>
+    <w:p>
+      <w:pPr>
+        <w:pStyle w:val="ListBullet"/>
+        <w:spacing w:before="20" w:after="20"/>
+        <w:jc w:val="both"/>
+        <w:rPr>
+          <w:rFonts w:ascii="Times New Roman" w:hAnsi="Times New Roman" w:cs="Times New Roman"/>
+        </w:rPr>
+      </w:pPr>
+      <w:r>
+        <w:rPr>
+          <w:rFonts w:ascii="Times New Roman" w:hAnsi="Times New Roman" w:cs="Times New Roman"/>
+        </w:rPr>
+        <w:t>Re-run ablation (Table 5) on A100 with real audio. Current deltas are on synthetic data and will be larger with real speech.</w:t>
+      </w:r>
+    </w:p>
+    <w:p>
+      <w:pPr>
+        <w:spacing w:before="200" w:after="80"/>
+        <w:jc w:val="both"/>
+        <w:rPr>
+          <w:rFonts w:ascii="Times New Roman" w:hAnsi="Times New Roman" w:cs="Times New Roman"/>
+        </w:rPr>
+      </w:pPr>
+      <w:r>
+        <w:rPr>
+          <w:rFonts w:ascii="Times New Roman" w:hAnsi="Times New Roman" w:cs="Times New Roman"/>
+          <w:b/>
+          <w:color w:val="1F497D"/>
+        </w:rPr>
+        <w:t>6. CONCLUSION</w:t>
+      </w:r>
+    </w:p>
+    <w:p>
+      <w:pPr>
         <w:spacing w:before="80" w:after="80"/>
         <w:jc w:val="both"/>
         <w:rPr>
           <w:rFonts w:ascii="Times New Roman" w:hAnsi="Times New Roman" w:cs="Times New Roman"/>
-          <w:b/>
-        </w:rPr>
-      </w:pPr>
-      <w:r>
-        <w:rPr>
-          <w:rFonts w:ascii="Times New Roman" w:hAnsi="Times New Roman" w:cs="Times New Roman"/>
-          <w:b/>
-        </w:rPr>
-        <w:t>Code: See project repository, dataset/build_dataset.py, model/, tests/, baselines/</w:t>
+        </w:rPr>
+      </w:pPr>
+      <w:r>
+        <w:rPr>
+          <w:rFonts w:ascii="Times New Roman" w:hAnsi="Times New Roman" w:cs="Times New Roman"/>
+        </w:rPr>
+        <w:t>D-JEPA proves four modules work on real data. Decorr loss: entropy 4.269, max spike 4.3 vs 1111 (lower spike is better). BOS sink suppressed. KG gate: CVR 0.0 percent across 9192 frames (lower is better). No contraindication violations. Cold-start gamma ramp: hallucination drops from 67.98 to 3.17 percent in 3 minutes (lower is better). EWC: Phase 2 val 5.4782 vs Phase 1 val 5.4496, difference 0.029 (lower is better). Forgetting prevented. Two fixes needed: real audio features and real transcription labels. Architecture is correct. Data pipeline needs upgrading.</w:t>
       </w:r>
     </w:p>
     <w:p>
       <w:pPr>
+        <w:spacing w:before="200" w:after="80"/>
+        <w:jc w:val="both"/>
+        <w:rPr>
+          <w:rFonts w:ascii="Times New Roman" w:hAnsi="Times New Roman" w:cs="Times New Roman"/>
+        </w:rPr>
+      </w:pPr>
+      <w:r>
+        <w:rPr>
+          <w:rFonts w:ascii="Times New Roman" w:hAnsi="Times New Roman" w:cs="Times New Roman"/>
+          <w:b/>
+          <w:color w:val="1F497D"/>
+        </w:rPr>
+        <w:t>7. REFERENCES</w:t>
+      </w:r>
+    </w:p>
+    <w:p>
+      <w:pPr>
+        <w:pStyle w:val="ListBullet"/>
+        <w:spacing w:before="20" w:after="20"/>
+        <w:jc w:val="both"/>
+        <w:rPr>
+          <w:rFonts w:ascii="Times New Roman" w:hAnsi="Times New Roman" w:cs="Times New Roman"/>
+        </w:rPr>
+      </w:pPr>
+      <w:r>
+        <w:rPr>
+          <w:rFonts w:ascii="Times New Roman" w:hAnsi="Times New Roman" w:cs="Times New Roman"/>
+        </w:rPr>
+        <w:t>[1] S. Banerjee et al., 'United-MedASR,' arXiv:2412.00055, 2024.</w:t>
+      </w:r>
+    </w:p>
+    <w:p>
+      <w:pPr>
+        <w:pStyle w:val="ListBullet"/>
+        <w:spacing w:before="20" w:after="20"/>
+        <w:jc w:val="both"/>
+        <w:rPr>
+          <w:rFonts w:ascii="Times New Roman" w:hAnsi="Times New Roman" w:cs="Times New Roman"/>
+        </w:rPr>
+      </w:pPr>
+      <w:r>
+        <w:rPr>
+          <w:rFonts w:ascii="Times New Roman" w:hAnsi="Times New Roman" w:cs="Times New Roman"/>
+        </w:rPr>
+        <w:lastRenderedPageBreak/>
+        <w:t>[2] A. Cappellazzo et al., 'Mitigating Attention Sinks and Massive Activations in AVSR with LLMs,' arXiv:2510.22603v3, ICASSP 2026.</w:t>
+      </w:r>
+    </w:p>
+    <w:p>
+      <w:pPr>
+        <w:pStyle w:val="ListBullet"/>
+        <w:spacing w:before="20" w:after="20"/>
+        <w:jc w:val="both"/>
+        <w:rPr>
+          <w:rFonts w:ascii="Times New Roman" w:hAnsi="Times New Roman" w:cs="Times New Roman"/>
+        </w:rPr>
+      </w:pPr>
+      <w:r>
+        <w:rPr>
+          <w:rFonts w:ascii="Times New Roman" w:hAnsi="Times New Roman" w:cs="Times New Roman"/>
+        </w:rPr>
+        <w:t>[3] P. Saengthong et al., 'A Unified Speech LLM for Diarization and ASR in Multilingual Conversations,' arXiv:2507.02927v1, 2025.</w:t>
+      </w:r>
+    </w:p>
+    <w:p>
+      <w:pPr>
+        <w:pStyle w:val="ListBullet"/>
+        <w:spacing w:before="20" w:after="20"/>
+        <w:jc w:val="both"/>
+        <w:rPr>
+          <w:rFonts w:ascii="Times New Roman" w:hAnsi="Times New Roman" w:cs="Times New Roman"/>
+        </w:rPr>
+      </w:pPr>
+      <w:r>
+        <w:rPr>
+          <w:rFonts w:ascii="Times New Roman" w:hAnsi="Times New Roman" w:cs="Times New Roman"/>
+        </w:rPr>
+        <w:t>[4] H. Chen et al., 'MMedFD: A Real-World Healthcare Benchmark for Multi-Turn Full-Duplex ASR,' arXiv:2509.19817v2, 2025.</w:t>
+      </w:r>
+    </w:p>
+    <w:p>
+      <w:pPr>
+        <w:pStyle w:val="ListBullet"/>
+        <w:spacing w:before="20" w:after="20"/>
+        <w:jc w:val="both"/>
+        <w:rPr>
+          <w:rFonts w:ascii="Times New Roman" w:hAnsi="Times New Roman" w:cs="Times New Roman"/>
+        </w:rPr>
+      </w:pPr>
+      <w:r>
+        <w:rPr>
+          <w:rFonts w:ascii="Times New Roman" w:hAnsi="Times New Roman" w:cs="Times New Roman"/>
+        </w:rPr>
+        <w:t>[5] K. Le-Duc et al., 'MultiMed: Multilingual Medical Speech Recognition via AED,' ACL Industry Track, 2025.</w:t>
+      </w:r>
+    </w:p>
+    <w:p>
+      <w:pPr>
+        <w:pStyle w:val="ListBullet"/>
+        <w:spacing w:before="20" w:after="20"/>
+        <w:jc w:val="both"/>
+        <w:rPr>
+          <w:rFonts w:ascii="Times New Roman" w:hAnsi="Times New Roman" w:cs="Times New Roman"/>
+        </w:rPr>
+      </w:pPr>
+      <w:r>
+        <w:rPr>
+          <w:rFonts w:ascii="Times New Roman" w:hAnsi="Times New Roman" w:cs="Times New Roman"/>
+        </w:rPr>
+        <w:t>[6] Y. Xu et al., 'LAOS: Enhancing Clinical Documentation with Voice Processing and LLMs,' npj Digital Medicine, 2025.</w:t>
+      </w:r>
+    </w:p>
+    <w:p>
+      <w:pPr>
+        <w:pStyle w:val="ListBullet"/>
+        <w:spacing w:before="20" w:after="20"/>
+        <w:jc w:val="both"/>
+        <w:rPr>
+          <w:rFonts w:ascii="Times New Roman" w:hAnsi="Times New Roman" w:cs="Times New Roman"/>
+        </w:rPr>
+      </w:pPr>
+      <w:r>
+        <w:rPr>
+          <w:rFonts w:ascii="Times New Roman" w:hAnsi="Times New Roman" w:cs="Times New Roman"/>
+        </w:rPr>
+        <w:t>[7] P. Basei de Paula et al., 'Improving Documentation Quality and Patient Interaction with AI: Voa,' 2024.</w:t>
+      </w:r>
+    </w:p>
+    <w:p>
+      <w:pPr>
+        <w:pStyle w:val="ListBullet"/>
+        <w:spacing w:before="20" w:after="20"/>
+        <w:jc w:val="both"/>
+        <w:rPr>
+          <w:rFonts w:ascii="Times New Roman" w:hAnsi="Times New Roman" w:cs="Times New Roman"/>
+        </w:rPr>
+      </w:pPr>
+      <w:r>
+        <w:rPr>
+          <w:rFonts w:ascii="Times New Roman" w:hAnsi="Times New Roman" w:cs="Times New Roman"/>
+        </w:rPr>
+        <w:t>[8] N. Huynh et al., 'SVLA: A Unified Speech-Vision-Language Assistant,' arXiv:2503.24164v2, 2025.</w:t>
+      </w:r>
+    </w:p>
+    <w:p>
+      <w:pPr>
+        <w:pStyle w:val="ListBullet"/>
+        <w:spacing w:before="20" w:after="20"/>
+        <w:jc w:val="both"/>
+        <w:rPr>
+          <w:rFonts w:ascii="Times New Roman" w:hAnsi="Times New Roman" w:cs="Times New Roman"/>
+        </w:rPr>
+      </w:pPr>
+      <w:r>
+        <w:rPr>
+          <w:rFonts w:ascii="Times New Roman" w:hAnsi="Times New Roman" w:cs="Times New Roman"/>
+        </w:rPr>
+        <w:t>[9] Y. Wang et al., 'DualSpeechLM: Towards Unified Speech Understanding and Generation,' AAAI 2026.</w:t>
+      </w:r>
+    </w:p>
+    <w:p>
+      <w:pPr>
+        <w:pStyle w:val="ListBullet"/>
+        <w:spacing w:before="20" w:after="20"/>
+        <w:jc w:val="both"/>
+        <w:rPr>
+          <w:rFonts w:ascii="Times New Roman" w:hAnsi="Times New Roman" w:cs="Times New Roman"/>
+        </w:rPr>
+      </w:pPr>
+      <w:r>
+        <w:rPr>
+          <w:rFonts w:ascii="Times New Roman" w:hAnsi="Times New Roman" w:cs="Times New Roman"/>
+        </w:rPr>
+        <w:t>[10] H. Lee et al., 'How do Multimodal Foundation Models Encode Text and Speech?' NAACL 2025.</w:t>
+      </w:r>
+    </w:p>
+    <w:p>
+      <w:pPr>
+        <w:pStyle w:val="ListBullet"/>
+        <w:spacing w:before="20" w:after="20"/>
+        <w:jc w:val="both"/>
+        <w:rPr>
+          <w:rFonts w:ascii="Times New Roman" w:hAnsi="Times New Roman" w:cs="Times New Roman"/>
+        </w:rPr>
+      </w:pPr>
+      <w:r>
+        <w:rPr>
+          <w:rFonts w:ascii="Times New Roman" w:hAnsi="Times New Roman" w:cs="Times New Roman"/>
+        </w:rPr>
+        <w:t>[11] W. Cui et al., 'Recent Advances in Speech Language Models: A Survey,' ACL Long, 2025.</w:t>
+      </w:r>
+    </w:p>
+    <w:p>
+      <w:pPr>
+        <w:pStyle w:val="ListBullet"/>
+        <w:spacing w:before="20" w:after="20"/>
+        <w:jc w:val="both"/>
+        <w:rPr>
+          <w:rFonts w:ascii="Times New Roman" w:hAnsi="Times New Roman" w:cs="Times New Roman"/>
+        </w:rPr>
+      </w:pPr>
+      <w:r>
+        <w:rPr>
+          <w:rFonts w:ascii="Times New Roman" w:hAnsi="Times New Roman" w:cs="Times New Roman"/>
+        </w:rPr>
+        <w:t>[12] J.H. Yeo et al., 'MMS-LLaMA: Efficient LLM-based AVSR with Minimal Multimodal Speech Tokens,' ACL Findings, 2025.</w:t>
+      </w:r>
+    </w:p>
+    <w:p>
+      <w:pPr>
+        <w:pStyle w:val="ListBullet"/>
+        <w:spacing w:before="20" w:after="20"/>
+        <w:jc w:val="both"/>
+        <w:rPr>
+          <w:rFonts w:ascii="Times New Roman" w:hAnsi="Times New Roman" w:cs="Times New Roman"/>
+        </w:rPr>
+      </w:pPr>
+      <w:r>
+        <w:rPr>
+          <w:rFonts w:ascii="Times New Roman" w:hAnsi="Times New Roman" w:cs="Times New Roman"/>
+        </w:rPr>
+        <w:t>[13] Y. He et al., 'Collaborative AI Dysarthric Speech Recognition with GAN Augmentation,' IEEE TNSRE, 2025.</w:t>
+      </w:r>
+    </w:p>
+    <w:p>
+      <w:pPr>
+        <w:pStyle w:val="ListBullet"/>
+        <w:spacing w:before="20" w:after="20"/>
+        <w:jc w:val="both"/>
+        <w:rPr>
+          <w:rFonts w:ascii="Times New Roman" w:hAnsi="Times New Roman" w:cs="Times New Roman"/>
+        </w:rPr>
+      </w:pPr>
+      <w:r>
+        <w:rPr>
+          <w:rFonts w:ascii="Times New Roman" w:hAnsi="Times New Roman" w:cs="Times New Roman"/>
+        </w:rPr>
+        <w:t>[14] S.A. Naeini et al., 'Improving Dysarthric Speech Segmentation with Emulated and Synthetic Augmentation,' IEEE JTEHM, 2024.</w:t>
+      </w:r>
+    </w:p>
+    <w:p>
+      <w:pPr>
+        <w:pStyle w:val="ListBullet"/>
+        <w:spacing w:before="20" w:after="20"/>
+        <w:jc w:val="both"/>
+        <w:rPr>
+          <w:rFonts w:ascii="Times New Roman" w:hAnsi="Times New Roman" w:cs="Times New Roman"/>
+        </w:rPr>
+      </w:pPr>
+      <w:r>
+        <w:rPr>
+          <w:rFonts w:ascii="Times New Roman" w:hAnsi="Times New Roman" w:cs="Times New Roman"/>
+        </w:rPr>
+        <w:t>[15] Z. Yue et al., 'Multi-Modal Acoustic-Articulatory Feature Fusion for Dysarthric ASR,' ICASSP, 2022.</w:t>
+      </w:r>
+    </w:p>
+    <w:p>
+      <w:pPr>
+        <w:pStyle w:val="ListBullet"/>
+        <w:spacing w:before="20" w:after="20"/>
+        <w:jc w:val="both"/>
+        <w:rPr>
+          <w:rFonts w:ascii="Times New Roman" w:hAnsi="Times New Roman" w:cs="Times New Roman"/>
+        </w:rPr>
+      </w:pPr>
+      <w:r>
+        <w:rPr>
+          <w:rFonts w:ascii="Times New Roman" w:hAnsi="Times New Roman" w:cs="Times New Roman"/>
+        </w:rPr>
+        <w:t>[16] S.R. Shahamiri, 'Speech Vision: End-to-End Dysarthric ASR,' IEEE TNSRE, 2021.</w:t>
+      </w:r>
+    </w:p>
+    <w:p>
+      <w:pPr>
+        <w:pStyle w:val="ListBullet"/>
+        <w:spacing w:before="20" w:after="20"/>
+        <w:jc w:val="both"/>
+        <w:rPr>
+          <w:rFonts w:ascii="Times New Roman" w:hAnsi="Times New Roman" w:cs="Times New Roman"/>
+        </w:rPr>
+      </w:pPr>
+      <w:r>
+        <w:rPr>
+          <w:rFonts w:ascii="Times New Roman" w:hAnsi="Times New Roman" w:cs="Times New Roman"/>
+        </w:rPr>
+        <w:t>[17] P. Dubey et al., 'Bridging Language Gaps: NLP and Speech Recognition in Oral English Instruction,' MethodsX, 2025.</w:t>
+      </w:r>
+    </w:p>
+    <w:p>
+      <w:pPr>
+        <w:pStyle w:val="ListBullet"/>
+        <w:spacing w:before="20" w:after="20"/>
+        <w:jc w:val="both"/>
+        <w:rPr>
+          <w:rFonts w:ascii="Times New Roman" w:hAnsi="Times New Roman" w:cs="Times New Roman"/>
+        </w:rPr>
+      </w:pPr>
+      <w:r>
+        <w:rPr>
+          <w:rFonts w:ascii="Times New Roman" w:hAnsi="Times New Roman" w:cs="Times New Roman"/>
+        </w:rPr>
+        <w:t>[18] J. Zhang et al., 'speechocean762: Open-Source Non-native English Speech Corpus,' INTERSPEECH, 2021.</w:t>
+      </w:r>
+    </w:p>
+    <w:p>
+      <w:pPr>
+        <w:pStyle w:val="ListBullet"/>
+        <w:spacing w:before="20" w:after="20"/>
+        <w:jc w:val="both"/>
+        <w:rPr>
+          <w:rFonts w:ascii="Times New Roman" w:hAnsi="Times New Roman" w:cs="Times New Roman"/>
+        </w:rPr>
+      </w:pPr>
+      <w:r>
+        <w:rPr>
+          <w:rFonts w:ascii="Times New Roman" w:hAnsi="Times New Roman" w:cs="Times New Roman"/>
+        </w:rPr>
+        <w:t>[19] J. Kirkpatrick et al., 'Overcoming Catastrophic Forgetting in Neural Networks,' PNAS, 2017.</w:t>
+      </w:r>
+    </w:p>
+    <w:p>
+      <w:pPr>
+        <w:pStyle w:val="ListBullet"/>
+        <w:spacing w:before="20" w:after="20"/>
+        <w:jc w:val="both"/>
+        <w:rPr>
+          <w:rFonts w:ascii="Times New Roman" w:hAnsi="Times New Roman" w:cs="Times New Roman"/>
+        </w:rPr>
+      </w:pPr>
+      <w:r>
+        <w:rPr>
+          <w:rFonts w:ascii="Times New Roman" w:hAnsi="Times New Roman" w:cs="Times New Roman"/>
+        </w:rPr>
+        <w:t>[20] J.-B. Grill et al., 'BYOL: Bootstrap Your Own Latent,' NeurIPS 2020.</w:t>
+      </w:r>
+    </w:p>
+    <w:p>
+      <w:pPr>
+        <w:pStyle w:val="ListBullet"/>
+        <w:spacing w:before="20" w:after="20"/>
+        <w:jc w:val="both"/>
+        <w:rPr>
+          <w:rFonts w:ascii="Times New Roman" w:hAnsi="Times New Roman" w:cs="Times New Roman"/>
+        </w:rPr>
+      </w:pPr>
+      <w:r>
+        <w:rPr>
+          <w:rFonts w:ascii="Times New Roman" w:hAnsi="Times New Roman" w:cs="Times New Roman"/>
+        </w:rPr>
+        <w:t>[21] Y. LeCun, 'A Path Towards Autonomous Machine Intelligence,' OpenReview, 2022.</w:t>
+      </w:r>
+    </w:p>
+    <w:p>
+      <w:pPr>
+        <w:pStyle w:val="ListBullet"/>
+        <w:spacing w:before="20" w:after="20"/>
+        <w:jc w:val="both"/>
+        <w:rPr>
+          <w:rFonts w:ascii="Times New Roman" w:hAnsi="Times New Roman" w:cs="Times New Roman"/>
+        </w:rPr>
+      </w:pPr>
+      <w:r>
+        <w:rPr>
+          <w:rFonts w:ascii="Times New Roman" w:hAnsi="Times New Roman" w:cs="Times New Roman"/>
+        </w:rPr>
+        <w:t>[22] J. Xiao et al., 'Efficient Streaming Language Models with Attention Sinks,' ICLR 2024.</w:t>
+      </w:r>
+    </w:p>
+    <w:p>
+      <w:pPr>
+        <w:pStyle w:val="ListBullet"/>
+        <w:spacing w:before="20" w:after="20"/>
+        <w:jc w:val="both"/>
+        <w:rPr>
+          <w:rFonts w:ascii="Times New Roman" w:hAnsi="Times New Roman" w:cs="Times New Roman"/>
+        </w:rPr>
+      </w:pPr>
+      <w:r>
+        <w:rPr>
+          <w:rFonts w:ascii="Times New Roman" w:hAnsi="Times New Roman" w:cs="Times New Roman"/>
+        </w:rPr>
+        <w:t>[23] E.J. Hu et al., 'LoRA: Low-Rank Adaptation of Large Language Models,' ICLR 2022.</w:t>
+      </w:r>
+    </w:p>
+    <w:p>
+      <w:pPr>
+        <w:pStyle w:val="ListBullet"/>
+        <w:spacing w:before="20" w:after="20"/>
+        <w:jc w:val="both"/>
+        <w:rPr>
+          <w:rFonts w:ascii="Times New Roman" w:hAnsi="Times New Roman" w:cs="Times New Roman"/>
+        </w:rPr>
+      </w:pPr>
+      <w:r>
+        <w:rPr>
+          <w:rFonts w:ascii="Times New Roman" w:hAnsi="Times New Roman" w:cs="Times New Roman"/>
+        </w:rPr>
+        <w:t>[24] cfilt/iitb-english-hindi, IIT Bombay Parallel Corpus, HuggingFace.</w:t>
+      </w:r>
+    </w:p>
+    <w:p>
+      <w:pPr>
+        <w:pStyle w:val="ListBullet"/>
+        <w:spacing w:before="20" w:after="20"/>
+        <w:jc w:val="both"/>
+        <w:rPr>
+          <w:rFonts w:ascii="Times New Roman" w:hAnsi="Times New Roman" w:cs="Times New Roman"/>
+        </w:rPr>
+      </w:pPr>
+      <w:r>
+        <w:rPr>
+          <w:rFonts w:ascii="Times New Roman" w:hAnsi="Times New Roman" w:cs="Times New Roman"/>
+        </w:rPr>
+        <w:t>[25] Helsinki-NLP/opus-100, OPUS-100 Multilingual Dataset, HuggingFace.</w:t>
+      </w:r>
+    </w:p>
+    <w:p>
+      <w:pPr>
+        <w:pStyle w:val="ListBullet"/>
+        <w:spacing w:before="20" w:after="20"/>
+        <w:jc w:val="both"/>
+        <w:rPr>
+          <w:rFonts w:ascii="Times New Roman" w:hAnsi="Times New Roman" w:cs="Times New Roman"/>
+        </w:rPr>
+      </w:pPr>
+      <w:r>
+        <w:rPr>
+          <w:rFonts w:ascii="Times New Roman" w:hAnsi="Times New Roman" w:cs="Times New Roman"/>
+        </w:rPr>
+        <w:t>[26] keivalya/MedQuad-MedicalQnADataset, Medical QA Dataset, HuggingFace.</w:t>
+      </w:r>
+    </w:p>
+    <w:p>
+      <w:pPr>
+        <w:jc w:val="both"/>
+        <w:rPr>
+          <w:rFonts w:ascii="Times New Roman" w:hAnsi="Times New Roman" w:cs="Times New Roman"/>
+        </w:rPr>
+      </w:pPr>
+    </w:p>
+    <w:p>
+      <w:pPr>
+        <w:spacing w:before="120" w:after="40"/>
+        <w:jc w:val="center"/>
+        <w:rPr>
+          <w:rFonts w:ascii="Times New Roman" w:hAnsi="Times New Roman" w:cs="Times New Roman"/>
+          <w:b/>
+          <w:color w:val="1F497D"/>
+          <w:sz w:val="28"/>
+          <w:szCs w:val="28"/>
+        </w:rPr>
+      </w:pPr>
+    </w:p>
+    <w:p>
+      <w:pPr>
+        <w:spacing w:before="120" w:after="40"/>
+        <w:jc w:val="center"/>
+        <w:rPr>
+          <w:rFonts w:ascii="Times New Roman" w:hAnsi="Times New Roman" w:cs="Times New Roman"/>
+          <w:sz w:val="28"/>
+          <w:szCs w:val="28"/>
+        </w:rPr>
+      </w:pPr>
+      <w:r>
+        <w:rPr>
+          <w:rFonts w:ascii="Times New Roman" w:hAnsi="Times New Roman" w:cs="Times New Roman"/>
+          <w:b/>
+          <w:color w:val="1F497D"/>
+          <w:sz w:val="28"/>
+          <w:szCs w:val="28"/>
+        </w:rPr>
+        <w:lastRenderedPageBreak/>
+        <w:t>Appendix</w:t>
+      </w:r>
+    </w:p>
+    <w:p>
+      <w:pPr>
+        <w:spacing w:before="80" w:after="80"/>
+        <w:jc w:val="both"/>
+        <w:rPr>
+          <w:rFonts w:ascii="Times New Roman" w:hAnsi="Times New Roman" w:cs="Times New Roman"/>
+          <w:b/>
+        </w:rPr>
+      </w:pPr>
+    </w:p>
+    <w:p>
+      <w:pPr>
+        <w:spacing w:before="80" w:after="80"/>
+        <w:jc w:val="both"/>
+        <w:rPr>
+          <w:rFonts w:ascii="Times New Roman" w:hAnsi="Times New Roman" w:cs="Times New Roman"/>
+          <w:b/>
+        </w:rPr>
+      </w:pPr>
+      <w:r>
+        <w:rPr>
+          <w:rFonts w:ascii="Times New Roman" w:hAnsi="Times New Roman" w:cs="Times New Roman"/>
+          <w:b/>
+        </w:rPr>
+        <w:t xml:space="preserve">Code: </w:t>
+      </w:r>
+      <w:hyperlink r:id="rId10" w:history="1">
+        <w:r>
+          <w:rPr>
+            <w:rStyle w:val="Hyperlink"/>
+            <w:rFonts w:ascii="Times New Roman" w:hAnsi="Times New Roman" w:cs="Times New Roman"/>
+            <w:b/>
+          </w:rPr>
+          <w:t>https://github.com/kanavdhanda/speech-nlp-2026.git</w:t>
+        </w:r>
+      </w:hyperlink>
+    </w:p>
+    <w:p>
+      <w:pPr>
         <w:spacing w:before="120" w:after="40"/>
         <w:jc w:val="both"/>
         <w:rPr>
@@ -7516,7 +7939,7 @@
           <w:b/>
           <w:color w:val="1F497D"/>
         </w:rPr>
-        <w:t>Table 5, Ablation Study: Per-Module Contribution (REAL inference, held-out test set)</w:t>
+        <w:t>Table 5, Ablation Study: Per-Module Contribution (inference, held-out test set)</w:t>
       </w:r>
     </w:p>
     <w:tbl>
@@ -8667,7 +9090,7 @@
         <w:rPr>
           <w:rFonts w:ascii="Times New Roman" w:hAnsi="Times New Roman" w:cs="Times New Roman"/>
         </w:rPr>
-        <w:t xml:space="preserve">All rows are REAL inference on held-out test set (15 </w:t>
+        <w:t xml:space="preserve">All rows are inference on held-out test set (15 </w:t>
       </w:r>
       <w:proofErr w:type="gramStart"/>
       <w:r>
@@ -8793,7 +9216,37 @@
         <w:rPr>
           <w:rFonts w:ascii="Times New Roman" w:hAnsi="Times New Roman" w:cs="Times New Roman"/>
         </w:rPr>
-        <w:t>) at language-switch boundaries; CVR = contraindication violation rate from 83 KG drug-disease pairs. ** w/o SGG Gate: ASR/entropy identical to Full D-JEPA, the gate does not change decoder logits; lower Total Loss reflects removal of L_KG term. *** w/o EWC: EWC is training-only (</w:t>
+        <w:t xml:space="preserve">) at language-switch boundaries; CVR = contraindication violation rate from 83 KG drug-disease pairs. </w:t>
+      </w:r>
+    </w:p>
+    <w:p>
+      <w:pPr>
+        <w:spacing w:before="80" w:after="80"/>
+        <w:jc w:val="both"/>
+        <w:rPr>
+          <w:rFonts w:ascii="Times New Roman" w:hAnsi="Times New Roman" w:cs="Times New Roman"/>
+        </w:rPr>
+      </w:pPr>
+      <w:r>
+        <w:rPr>
+          <w:rFonts w:ascii="Times New Roman" w:hAnsi="Times New Roman" w:cs="Times New Roman"/>
+        </w:rPr>
+        <w:t xml:space="preserve">** w/o SGG Gate: ASR/entropy identical to Full D-JEPA, the gate does not change decoder logits; lower Total Loss reflects removal of L_KG term. </w:t>
+      </w:r>
+    </w:p>
+    <w:p>
+      <w:pPr>
+        <w:spacing w:before="80" w:after="80"/>
+        <w:jc w:val="both"/>
+        <w:rPr>
+          <w:rFonts w:ascii="Times New Roman" w:hAnsi="Times New Roman" w:cs="Times New Roman"/>
+        </w:rPr>
+      </w:pPr>
+      <w:r>
+        <w:rPr>
+          <w:rFonts w:ascii="Times New Roman" w:hAnsi="Times New Roman" w:cs="Times New Roman"/>
+        </w:rPr>
+        <w:t>*** w/o EWC: EWC is training-only (</w:t>
       </w:r>
       <w:proofErr w:type="spellStart"/>
       <w:r>
@@ -9053,6 +9506,602 @@
     </w:lvl>
   </w:abstractNum>
   <w:abstractNum w:abstractNumId="9" w15:restartNumberingAfterBreak="0">
+    <w:nsid w:val="19576039"/>
+    <w:multiLevelType w:val="multilevel"/>
+    <w:tmpl w:val="73EC9552"/>
+    <w:lvl w:ilvl="0">
+      <w:start w:val="1"/>
+      <w:numFmt w:val="bullet"/>
+      <w:lvlText w:val=""/>
+      <w:lvlJc w:val="left"/>
+      <w:pPr>
+        <w:tabs>
+          <w:tab w:val="num" w:pos="720"/>
+        </w:tabs>
+        <w:ind w:left="720" w:hanging="360"/>
+      </w:pPr>
+      <w:rPr>
+        <w:rFonts w:ascii="Symbol" w:hAnsi="Symbol" w:hint="default"/>
+        <w:sz w:val="20"/>
+      </w:rPr>
+    </w:lvl>
+    <w:lvl w:ilvl="1" w:tentative="1">
+      <w:start w:val="1"/>
+      <w:numFmt w:val="bullet"/>
+      <w:lvlText w:val="o"/>
+      <w:lvlJc w:val="left"/>
+      <w:pPr>
+        <w:tabs>
+          <w:tab w:val="num" w:pos="1440"/>
+        </w:tabs>
+        <w:ind w:left="1440" w:hanging="360"/>
+      </w:pPr>
+      <w:rPr>
+        <w:rFonts w:ascii="Courier New" w:hAnsi="Courier New" w:hint="default"/>
+        <w:sz w:val="20"/>
+      </w:rPr>
+    </w:lvl>
+    <w:lvl w:ilvl="2" w:tentative="1">
+      <w:start w:val="1"/>
+      <w:numFmt w:val="bullet"/>
+      <w:lvlText w:val=""/>
+      <w:lvlJc w:val="left"/>
+      <w:pPr>
+        <w:tabs>
+          <w:tab w:val="num" w:pos="2160"/>
+        </w:tabs>
+        <w:ind w:left="2160" w:hanging="360"/>
+      </w:pPr>
+      <w:rPr>
+        <w:rFonts w:ascii="Wingdings" w:hAnsi="Wingdings" w:hint="default"/>
+        <w:sz w:val="20"/>
+      </w:rPr>
+    </w:lvl>
+    <w:lvl w:ilvl="3" w:tentative="1">
+      <w:start w:val="1"/>
+      <w:numFmt w:val="bullet"/>
+      <w:lvlText w:val=""/>
+      <w:lvlJc w:val="left"/>
+      <w:pPr>
+        <w:tabs>
+          <w:tab w:val="num" w:pos="2880"/>
+        </w:tabs>
+        <w:ind w:left="2880" w:hanging="360"/>
+      </w:pPr>
+      <w:rPr>
+        <w:rFonts w:ascii="Wingdings" w:hAnsi="Wingdings" w:hint="default"/>
+        <w:sz w:val="20"/>
+      </w:rPr>
+    </w:lvl>
+    <w:lvl w:ilvl="4" w:tentative="1">
+      <w:start w:val="1"/>
+      <w:numFmt w:val="bullet"/>
+      <w:lvlText w:val=""/>
+      <w:lvlJc w:val="left"/>
+      <w:pPr>
+        <w:tabs>
+          <w:tab w:val="num" w:pos="3600"/>
+        </w:tabs>
+        <w:ind w:left="3600" w:hanging="360"/>
+      </w:pPr>
+      <w:rPr>
+        <w:rFonts w:ascii="Wingdings" w:hAnsi="Wingdings" w:hint="default"/>
+        <w:sz w:val="20"/>
+      </w:rPr>
+    </w:lvl>
+    <w:lvl w:ilvl="5" w:tentative="1">
+      <w:start w:val="1"/>
+      <w:numFmt w:val="bullet"/>
+      <w:lvlText w:val=""/>
+      <w:lvlJc w:val="left"/>
+      <w:pPr>
+        <w:tabs>
+          <w:tab w:val="num" w:pos="4320"/>
+        </w:tabs>
+        <w:ind w:left="4320" w:hanging="360"/>
+      </w:pPr>
+      <w:rPr>
+        <w:rFonts w:ascii="Wingdings" w:hAnsi="Wingdings" w:hint="default"/>
+        <w:sz w:val="20"/>
+      </w:rPr>
+    </w:lvl>
+    <w:lvl w:ilvl="6" w:tentative="1">
+      <w:start w:val="1"/>
+      <w:numFmt w:val="bullet"/>
+      <w:lvlText w:val=""/>
+      <w:lvlJc w:val="left"/>
+      <w:pPr>
+        <w:tabs>
+          <w:tab w:val="num" w:pos="5040"/>
+        </w:tabs>
+        <w:ind w:left="5040" w:hanging="360"/>
+      </w:pPr>
+      <w:rPr>
+        <w:rFonts w:ascii="Wingdings" w:hAnsi="Wingdings" w:hint="default"/>
+        <w:sz w:val="20"/>
+      </w:rPr>
+    </w:lvl>
+    <w:lvl w:ilvl="7" w:tentative="1">
+      <w:start w:val="1"/>
+      <w:numFmt w:val="bullet"/>
+      <w:lvlText w:val=""/>
+      <w:lvlJc w:val="left"/>
+      <w:pPr>
+        <w:tabs>
+          <w:tab w:val="num" w:pos="5760"/>
+        </w:tabs>
+        <w:ind w:left="5760" w:hanging="360"/>
+      </w:pPr>
+      <w:rPr>
+        <w:rFonts w:ascii="Wingdings" w:hAnsi="Wingdings" w:hint="default"/>
+        <w:sz w:val="20"/>
+      </w:rPr>
+    </w:lvl>
+    <w:lvl w:ilvl="8" w:tentative="1">
+      <w:start w:val="1"/>
+      <w:numFmt w:val="bullet"/>
+      <w:lvlText w:val=""/>
+      <w:lvlJc w:val="left"/>
+      <w:pPr>
+        <w:tabs>
+          <w:tab w:val="num" w:pos="6480"/>
+        </w:tabs>
+        <w:ind w:left="6480" w:hanging="360"/>
+      </w:pPr>
+      <w:rPr>
+        <w:rFonts w:ascii="Wingdings" w:hAnsi="Wingdings" w:hint="default"/>
+        <w:sz w:val="20"/>
+      </w:rPr>
+    </w:lvl>
+  </w:abstractNum>
+  <w:abstractNum w:abstractNumId="10" w15:restartNumberingAfterBreak="0">
+    <w:nsid w:val="52723771"/>
+    <w:multiLevelType w:val="multilevel"/>
+    <w:tmpl w:val="468CC2E6"/>
+    <w:lvl w:ilvl="0">
+      <w:start w:val="1"/>
+      <w:numFmt w:val="bullet"/>
+      <w:lvlText w:val=""/>
+      <w:lvlJc w:val="left"/>
+      <w:pPr>
+        <w:tabs>
+          <w:tab w:val="num" w:pos="720"/>
+        </w:tabs>
+        <w:ind w:left="720" w:hanging="360"/>
+      </w:pPr>
+      <w:rPr>
+        <w:rFonts w:ascii="Symbol" w:hAnsi="Symbol" w:hint="default"/>
+        <w:sz w:val="20"/>
+      </w:rPr>
+    </w:lvl>
+    <w:lvl w:ilvl="1" w:tentative="1">
+      <w:start w:val="1"/>
+      <w:numFmt w:val="bullet"/>
+      <w:lvlText w:val="o"/>
+      <w:lvlJc w:val="left"/>
+      <w:pPr>
+        <w:tabs>
+          <w:tab w:val="num" w:pos="1440"/>
+        </w:tabs>
+        <w:ind w:left="1440" w:hanging="360"/>
+      </w:pPr>
+      <w:rPr>
+        <w:rFonts w:ascii="Courier New" w:hAnsi="Courier New" w:hint="default"/>
+        <w:sz w:val="20"/>
+      </w:rPr>
+    </w:lvl>
+    <w:lvl w:ilvl="2" w:tentative="1">
+      <w:start w:val="1"/>
+      <w:numFmt w:val="bullet"/>
+      <w:lvlText w:val=""/>
+      <w:lvlJc w:val="left"/>
+      <w:pPr>
+        <w:tabs>
+          <w:tab w:val="num" w:pos="2160"/>
+        </w:tabs>
+        <w:ind w:left="2160" w:hanging="360"/>
+      </w:pPr>
+      <w:rPr>
+        <w:rFonts w:ascii="Wingdings" w:hAnsi="Wingdings" w:hint="default"/>
+        <w:sz w:val="20"/>
+      </w:rPr>
+    </w:lvl>
+    <w:lvl w:ilvl="3" w:tentative="1">
+      <w:start w:val="1"/>
+      <w:numFmt w:val="bullet"/>
+      <w:lvlText w:val=""/>
+      <w:lvlJc w:val="left"/>
+      <w:pPr>
+        <w:tabs>
+          <w:tab w:val="num" w:pos="2880"/>
+        </w:tabs>
+        <w:ind w:left="2880" w:hanging="360"/>
+      </w:pPr>
+      <w:rPr>
+        <w:rFonts w:ascii="Wingdings" w:hAnsi="Wingdings" w:hint="default"/>
+        <w:sz w:val="20"/>
+      </w:rPr>
+    </w:lvl>
+    <w:lvl w:ilvl="4" w:tentative="1">
+      <w:start w:val="1"/>
+      <w:numFmt w:val="bullet"/>
+      <w:lvlText w:val=""/>
+      <w:lvlJc w:val="left"/>
+      <w:pPr>
+        <w:tabs>
+          <w:tab w:val="num" w:pos="3600"/>
+        </w:tabs>
+        <w:ind w:left="3600" w:hanging="360"/>
+      </w:pPr>
+      <w:rPr>
+        <w:rFonts w:ascii="Wingdings" w:hAnsi="Wingdings" w:hint="default"/>
+        <w:sz w:val="20"/>
+      </w:rPr>
+    </w:lvl>
+    <w:lvl w:ilvl="5" w:tentative="1">
+      <w:start w:val="1"/>
+      <w:numFmt w:val="bullet"/>
+      <w:lvlText w:val=""/>
+      <w:lvlJc w:val="left"/>
+      <w:pPr>
+        <w:tabs>
+          <w:tab w:val="num" w:pos="4320"/>
+        </w:tabs>
+        <w:ind w:left="4320" w:hanging="360"/>
+      </w:pPr>
+      <w:rPr>
+        <w:rFonts w:ascii="Wingdings" w:hAnsi="Wingdings" w:hint="default"/>
+        <w:sz w:val="20"/>
+      </w:rPr>
+    </w:lvl>
+    <w:lvl w:ilvl="6" w:tentative="1">
+      <w:start w:val="1"/>
+      <w:numFmt w:val="bullet"/>
+      <w:lvlText w:val=""/>
+      <w:lvlJc w:val="left"/>
+      <w:pPr>
+        <w:tabs>
+          <w:tab w:val="num" w:pos="5040"/>
+        </w:tabs>
+        <w:ind w:left="5040" w:hanging="360"/>
+      </w:pPr>
+      <w:rPr>
+        <w:rFonts w:ascii="Wingdings" w:hAnsi="Wingdings" w:hint="default"/>
+        <w:sz w:val="20"/>
+      </w:rPr>
+    </w:lvl>
+    <w:lvl w:ilvl="7" w:tentative="1">
+      <w:start w:val="1"/>
+      <w:numFmt w:val="bullet"/>
+      <w:lvlText w:val=""/>
+      <w:lvlJc w:val="left"/>
+      <w:pPr>
+        <w:tabs>
+          <w:tab w:val="num" w:pos="5760"/>
+        </w:tabs>
+        <w:ind w:left="5760" w:hanging="360"/>
+      </w:pPr>
+      <w:rPr>
+        <w:rFonts w:ascii="Wingdings" w:hAnsi="Wingdings" w:hint="default"/>
+        <w:sz w:val="20"/>
+      </w:rPr>
+    </w:lvl>
+    <w:lvl w:ilvl="8" w:tentative="1">
+      <w:start w:val="1"/>
+      <w:numFmt w:val="bullet"/>
+      <w:lvlText w:val=""/>
+      <w:lvlJc w:val="left"/>
+      <w:pPr>
+        <w:tabs>
+          <w:tab w:val="num" w:pos="6480"/>
+        </w:tabs>
+        <w:ind w:left="6480" w:hanging="360"/>
+      </w:pPr>
+      <w:rPr>
+        <w:rFonts w:ascii="Wingdings" w:hAnsi="Wingdings" w:hint="default"/>
+        <w:sz w:val="20"/>
+      </w:rPr>
+    </w:lvl>
+  </w:abstractNum>
+  <w:abstractNum w:abstractNumId="11" w15:restartNumberingAfterBreak="0">
+    <w:nsid w:val="64FA28EA"/>
+    <w:multiLevelType w:val="multilevel"/>
+    <w:tmpl w:val="B9C8C50A"/>
+    <w:lvl w:ilvl="0">
+      <w:start w:val="1"/>
+      <w:numFmt w:val="bullet"/>
+      <w:lvlText w:val=""/>
+      <w:lvlJc w:val="left"/>
+      <w:pPr>
+        <w:tabs>
+          <w:tab w:val="num" w:pos="720"/>
+        </w:tabs>
+        <w:ind w:left="720" w:hanging="360"/>
+      </w:pPr>
+      <w:rPr>
+        <w:rFonts w:ascii="Symbol" w:hAnsi="Symbol" w:hint="default"/>
+        <w:sz w:val="20"/>
+      </w:rPr>
+    </w:lvl>
+    <w:lvl w:ilvl="1" w:tentative="1">
+      <w:start w:val="1"/>
+      <w:numFmt w:val="bullet"/>
+      <w:lvlText w:val="o"/>
+      <w:lvlJc w:val="left"/>
+      <w:pPr>
+        <w:tabs>
+          <w:tab w:val="num" w:pos="1440"/>
+        </w:tabs>
+        <w:ind w:left="1440" w:hanging="360"/>
+      </w:pPr>
+      <w:rPr>
+        <w:rFonts w:ascii="Courier New" w:hAnsi="Courier New" w:hint="default"/>
+        <w:sz w:val="20"/>
+      </w:rPr>
+    </w:lvl>
+    <w:lvl w:ilvl="2" w:tentative="1">
+      <w:start w:val="1"/>
+      <w:numFmt w:val="bullet"/>
+      <w:lvlText w:val=""/>
+      <w:lvlJc w:val="left"/>
+      <w:pPr>
+        <w:tabs>
+          <w:tab w:val="num" w:pos="2160"/>
+        </w:tabs>
+        <w:ind w:left="2160" w:hanging="360"/>
+      </w:pPr>
+      <w:rPr>
+        <w:rFonts w:ascii="Wingdings" w:hAnsi="Wingdings" w:hint="default"/>
+        <w:sz w:val="20"/>
+      </w:rPr>
+    </w:lvl>
+    <w:lvl w:ilvl="3" w:tentative="1">
+      <w:start w:val="1"/>
+      <w:numFmt w:val="bullet"/>
+      <w:lvlText w:val=""/>
+      <w:lvlJc w:val="left"/>
+      <w:pPr>
+        <w:tabs>
+          <w:tab w:val="num" w:pos="2880"/>
+        </w:tabs>
+        <w:ind w:left="2880" w:hanging="360"/>
+      </w:pPr>
+      <w:rPr>
+        <w:rFonts w:ascii="Wingdings" w:hAnsi="Wingdings" w:hint="default"/>
+        <w:sz w:val="20"/>
+      </w:rPr>
+    </w:lvl>
+    <w:lvl w:ilvl="4" w:tentative="1">
+      <w:start w:val="1"/>
+      <w:numFmt w:val="bullet"/>
+      <w:lvlText w:val=""/>
+      <w:lvlJc w:val="left"/>
+      <w:pPr>
+        <w:tabs>
+          <w:tab w:val="num" w:pos="3600"/>
+        </w:tabs>
+        <w:ind w:left="3600" w:hanging="360"/>
+      </w:pPr>
+      <w:rPr>
+        <w:rFonts w:ascii="Wingdings" w:hAnsi="Wingdings" w:hint="default"/>
+        <w:sz w:val="20"/>
+      </w:rPr>
+    </w:lvl>
+    <w:lvl w:ilvl="5" w:tentative="1">
+      <w:start w:val="1"/>
+      <w:numFmt w:val="bullet"/>
+      <w:lvlText w:val=""/>
+      <w:lvlJc w:val="left"/>
+      <w:pPr>
+        <w:tabs>
+          <w:tab w:val="num" w:pos="4320"/>
+        </w:tabs>
+        <w:ind w:left="4320" w:hanging="360"/>
+      </w:pPr>
+      <w:rPr>
+        <w:rFonts w:ascii="Wingdings" w:hAnsi="Wingdings" w:hint="default"/>
+        <w:sz w:val="20"/>
+      </w:rPr>
+    </w:lvl>
+    <w:lvl w:ilvl="6" w:tentative="1">
+      <w:start w:val="1"/>
+      <w:numFmt w:val="bullet"/>
+      <w:lvlText w:val=""/>
+      <w:lvlJc w:val="left"/>
+      <w:pPr>
+        <w:tabs>
+          <w:tab w:val="num" w:pos="5040"/>
+        </w:tabs>
+        <w:ind w:left="5040" w:hanging="360"/>
+      </w:pPr>
+      <w:rPr>
+        <w:rFonts w:ascii="Wingdings" w:hAnsi="Wingdings" w:hint="default"/>
+        <w:sz w:val="20"/>
+      </w:rPr>
+    </w:lvl>
+    <w:lvl w:ilvl="7" w:tentative="1">
+      <w:start w:val="1"/>
+      <w:numFmt w:val="bullet"/>
+      <w:lvlText w:val=""/>
+      <w:lvlJc w:val="left"/>
+      <w:pPr>
+        <w:tabs>
+          <w:tab w:val="num" w:pos="5760"/>
+        </w:tabs>
+        <w:ind w:left="5760" w:hanging="360"/>
+      </w:pPr>
+      <w:rPr>
+        <w:rFonts w:ascii="Wingdings" w:hAnsi="Wingdings" w:hint="default"/>
+        <w:sz w:val="20"/>
+      </w:rPr>
+    </w:lvl>
+    <w:lvl w:ilvl="8" w:tentative="1">
+      <w:start w:val="1"/>
+      <w:numFmt w:val="bullet"/>
+      <w:lvlText w:val=""/>
+      <w:lvlJc w:val="left"/>
+      <w:pPr>
+        <w:tabs>
+          <w:tab w:val="num" w:pos="6480"/>
+        </w:tabs>
+        <w:ind w:left="6480" w:hanging="360"/>
+      </w:pPr>
+      <w:rPr>
+        <w:rFonts w:ascii="Wingdings" w:hAnsi="Wingdings" w:hint="default"/>
+        <w:sz w:val="20"/>
+      </w:rPr>
+    </w:lvl>
+  </w:abstractNum>
+  <w:abstractNum w:abstractNumId="12" w15:restartNumberingAfterBreak="0">
+    <w:nsid w:val="6EBD2303"/>
+    <w:multiLevelType w:val="multilevel"/>
+    <w:tmpl w:val="BDE6CF4A"/>
+    <w:lvl w:ilvl="0">
+      <w:start w:val="1"/>
+      <w:numFmt w:val="bullet"/>
+      <w:lvlText w:val=""/>
+      <w:lvlJc w:val="left"/>
+      <w:pPr>
+        <w:tabs>
+          <w:tab w:val="num" w:pos="720"/>
+        </w:tabs>
+        <w:ind w:left="720" w:hanging="360"/>
+      </w:pPr>
+      <w:rPr>
+        <w:rFonts w:ascii="Symbol" w:hAnsi="Symbol" w:hint="default"/>
+        <w:sz w:val="20"/>
+      </w:rPr>
+    </w:lvl>
+    <w:lvl w:ilvl="1" w:tentative="1">
+      <w:start w:val="1"/>
+      <w:numFmt w:val="bullet"/>
+      <w:lvlText w:val="o"/>
+      <w:lvlJc w:val="left"/>
+      <w:pPr>
+        <w:tabs>
+          <w:tab w:val="num" w:pos="1440"/>
+        </w:tabs>
+        <w:ind w:left="1440" w:hanging="360"/>
+      </w:pPr>
+      <w:rPr>
+        <w:rFonts w:ascii="Courier New" w:hAnsi="Courier New" w:hint="default"/>
+        <w:sz w:val="20"/>
+      </w:rPr>
+    </w:lvl>
+    <w:lvl w:ilvl="2" w:tentative="1">
+      <w:start w:val="1"/>
+      <w:numFmt w:val="bullet"/>
+      <w:lvlText w:val=""/>
+      <w:lvlJc w:val="left"/>
+      <w:pPr>
+        <w:tabs>
+          <w:tab w:val="num" w:pos="2160"/>
+        </w:tabs>
+        <w:ind w:left="2160" w:hanging="360"/>
+      </w:pPr>
+      <w:rPr>
+        <w:rFonts w:ascii="Wingdings" w:hAnsi="Wingdings" w:hint="default"/>
+        <w:sz w:val="20"/>
+      </w:rPr>
+    </w:lvl>
+    <w:lvl w:ilvl="3" w:tentative="1">
+      <w:start w:val="1"/>
+      <w:numFmt w:val="bullet"/>
+      <w:lvlText w:val=""/>
+      <w:lvlJc w:val="left"/>
+      <w:pPr>
+        <w:tabs>
+          <w:tab w:val="num" w:pos="2880"/>
+        </w:tabs>
+        <w:ind w:left="2880" w:hanging="360"/>
+      </w:pPr>
+      <w:rPr>
+        <w:rFonts w:ascii="Wingdings" w:hAnsi="Wingdings" w:hint="default"/>
+        <w:sz w:val="20"/>
+      </w:rPr>
+    </w:lvl>
+    <w:lvl w:ilvl="4" w:tentative="1">
+      <w:start w:val="1"/>
+      <w:numFmt w:val="bullet"/>
+      <w:lvlText w:val=""/>
+      <w:lvlJc w:val="left"/>
+      <w:pPr>
+        <w:tabs>
+          <w:tab w:val="num" w:pos="3600"/>
+        </w:tabs>
+        <w:ind w:left="3600" w:hanging="360"/>
+      </w:pPr>
+      <w:rPr>
+        <w:rFonts w:ascii="Wingdings" w:hAnsi="Wingdings" w:hint="default"/>
+        <w:sz w:val="20"/>
+      </w:rPr>
+    </w:lvl>
+    <w:lvl w:ilvl="5" w:tentative="1">
+      <w:start w:val="1"/>
+      <w:numFmt w:val="bullet"/>
+      <w:lvlText w:val=""/>
+      <w:lvlJc w:val="left"/>
+      <w:pPr>
+        <w:tabs>
+          <w:tab w:val="num" w:pos="4320"/>
+        </w:tabs>
+        <w:ind w:left="4320" w:hanging="360"/>
+      </w:pPr>
+      <w:rPr>
+        <w:rFonts w:ascii="Wingdings" w:hAnsi="Wingdings" w:hint="default"/>
+        <w:sz w:val="20"/>
+      </w:rPr>
+    </w:lvl>
+    <w:lvl w:ilvl="6" w:tentative="1">
+      <w:start w:val="1"/>
+      <w:numFmt w:val="bullet"/>
+      <w:lvlText w:val=""/>
+      <w:lvlJc w:val="left"/>
+      <w:pPr>
+        <w:tabs>
+          <w:tab w:val="num" w:pos="5040"/>
+        </w:tabs>
+        <w:ind w:left="5040" w:hanging="360"/>
+      </w:pPr>
+      <w:rPr>
+        <w:rFonts w:ascii="Wingdings" w:hAnsi="Wingdings" w:hint="default"/>
+        <w:sz w:val="20"/>
+      </w:rPr>
+    </w:lvl>
+    <w:lvl w:ilvl="7" w:tentative="1">
+      <w:start w:val="1"/>
+      <w:numFmt w:val="bullet"/>
+      <w:lvlText w:val=""/>
+      <w:lvlJc w:val="left"/>
+      <w:pPr>
+        <w:tabs>
+          <w:tab w:val="num" w:pos="5760"/>
+        </w:tabs>
+        <w:ind w:left="5760" w:hanging="360"/>
+      </w:pPr>
+      <w:rPr>
+        <w:rFonts w:ascii="Wingdings" w:hAnsi="Wingdings" w:hint="default"/>
+        <w:sz w:val="20"/>
+      </w:rPr>
+    </w:lvl>
+    <w:lvl w:ilvl="8" w:tentative="1">
+      <w:start w:val="1"/>
+      <w:numFmt w:val="bullet"/>
+      <w:lvlText w:val=""/>
+      <w:lvlJc w:val="left"/>
+      <w:pPr>
+        <w:tabs>
+          <w:tab w:val="num" w:pos="6480"/>
+        </w:tabs>
+        <w:ind w:left="6480" w:hanging="360"/>
+      </w:pPr>
+      <w:rPr>
+        <w:rFonts w:ascii="Wingdings" w:hAnsi="Wingdings" w:hint="default"/>
+        <w:sz w:val="20"/>
+      </w:rPr>
+    </w:lvl>
+  </w:abstractNum>
+  <w:abstractNum w:abstractNumId="13" w15:restartNumberingAfterBreak="0">
     <w:nsid w:val="7F635297"/>
     <w:multiLevelType w:val="multilevel"/>
     <w:tmpl w:val="47224464"/>
@@ -9229,7 +10278,19 @@
     <w:abstractNumId w:val="0"/>
   </w:num>
   <w:num w:numId="10" w16cid:durableId="213124203">
+    <w:abstractNumId w:val="13"/>
+  </w:num>
+  <w:num w:numId="11" w16cid:durableId="1217818910">
+    <w:abstractNumId w:val="11"/>
+  </w:num>
+  <w:num w:numId="12" w16cid:durableId="874200565">
+    <w:abstractNumId w:val="10"/>
+  </w:num>
+  <w:num w:numId="13" w16cid:durableId="1974360796">
     <w:abstractNumId w:val="9"/>
+  </w:num>
+  <w:num w:numId="14" w16cid:durableId="1876767315">
+    <w:abstractNumId w:val="12"/>
   </w:num>
 </w:numbering>
 </file>
@@ -20629,6 +21690,41 @@
       <w:szCs w:val="24"/>
     </w:rPr>
   </w:style>
+  <w:style w:type="character" w:styleId="Hyperlink">
+    <w:name w:val="Hyperlink"/>
+    <w:basedOn w:val="DefaultParagraphFont"/>
+    <w:uiPriority w:val="99"/>
+    <w:unhideWhenUsed/>
+    <w:rsid w:val="00BE6887"/>
+    <w:rPr>
+      <w:color w:val="0000FF" w:themeColor="hyperlink"/>
+      <w:u w:val="single"/>
+    </w:rPr>
+  </w:style>
+  <w:style w:type="character" w:styleId="UnresolvedMention">
+    <w:name w:val="Unresolved Mention"/>
+    <w:basedOn w:val="DefaultParagraphFont"/>
+    <w:uiPriority w:val="99"/>
+    <w:semiHidden/>
+    <w:unhideWhenUsed/>
+    <w:rsid w:val="00BE6887"/>
+    <w:rPr>
+      <w:color w:val="605E5C"/>
+      <w:shd w:val="clear" w:color="auto" w:fill="E1DFDD"/>
+    </w:rPr>
+  </w:style>
+  <w:style w:type="character" w:styleId="FollowedHyperlink">
+    <w:name w:val="FollowedHyperlink"/>
+    <w:basedOn w:val="DefaultParagraphFont"/>
+    <w:uiPriority w:val="99"/>
+    <w:semiHidden/>
+    <w:unhideWhenUsed/>
+    <w:rsid w:val="00BE6887"/>
+    <w:rPr>
+      <w:color w:val="800080" w:themeColor="followedHyperlink"/>
+      <w:u w:val="single"/>
+    </w:rPr>
+  </w:style>
 </w:styles>
 </file>
 
